--- a/Business plan.docx
+++ b/Business plan.docx
@@ -1752,13 +1752,23 @@
         <w:t>Digital Literacy (100% School): $3 \times \$85 = \</w:t>
       </w:r>
       <w:proofErr w:type="spellStart"/>
+      <w:proofErr w:type="gramStart"/>
       <w:r>
         <w:t>mathbf</w:t>
       </w:r>
       <w:proofErr w:type="spellEnd"/>
       <w:r>
-        <w:t>{\$255\text{ USD}}$</w:t>
-      </w:r>
+        <w:t>{</w:t>
+      </w:r>
+      <w:proofErr w:type="gramEnd"/>
+      <w:r>
+        <w:t>\$255\</w:t>
+      </w:r>
+      <w:proofErr w:type="gramStart"/>
+      <w:r>
+        <w:t>text{ USD}}$</w:t>
+      </w:r>
+      <w:proofErr w:type="gramEnd"/>
     </w:p>
     <w:p>
       <w:pPr>
@@ -1771,13 +1781,23 @@
         <w:t>Advanced Data Analytics (100% School): $3 \times \$300 = \</w:t>
       </w:r>
       <w:proofErr w:type="spellStart"/>
+      <w:proofErr w:type="gramStart"/>
       <w:r>
         <w:t>mathbf</w:t>
       </w:r>
       <w:proofErr w:type="spellEnd"/>
       <w:r>
-        <w:t>{\$900\text{ USD}}$</w:t>
-      </w:r>
+        <w:t>{</w:t>
+      </w:r>
+      <w:proofErr w:type="gramEnd"/>
+      <w:r>
+        <w:t>\$900\</w:t>
+      </w:r>
+      <w:proofErr w:type="gramStart"/>
+      <w:r>
+        <w:t>text{ USD}}$</w:t>
+      </w:r>
+      <w:proofErr w:type="gramEnd"/>
     </w:p>
     <w:p>
       <w:pPr>
@@ -1791,13 +1811,23 @@
         <w:t>Smartphone Micro-Engineering (100% School): $3 \times \$300 = \</w:t>
       </w:r>
       <w:proofErr w:type="spellStart"/>
+      <w:proofErr w:type="gramStart"/>
       <w:r>
         <w:t>mathbf</w:t>
       </w:r>
       <w:proofErr w:type="spellEnd"/>
       <w:r>
-        <w:t>{\$900\text{ USD}}$</w:t>
-      </w:r>
+        <w:t>{</w:t>
+      </w:r>
+      <w:proofErr w:type="gramEnd"/>
+      <w:r>
+        <w:t>\$900\</w:t>
+      </w:r>
+      <w:proofErr w:type="gramStart"/>
+      <w:r>
+        <w:t>text{ USD}}$</w:t>
+      </w:r>
+      <w:proofErr w:type="gramEnd"/>
     </w:p>
     <w:p>
       <w:pPr>
@@ -1810,13 +1840,23 @@
         <w:t>Computer &amp; Laptop Repair (100% School): $3 \times \$300 = \</w:t>
       </w:r>
       <w:proofErr w:type="spellStart"/>
+      <w:proofErr w:type="gramStart"/>
       <w:r>
         <w:t>mathbf</w:t>
       </w:r>
       <w:proofErr w:type="spellEnd"/>
       <w:r>
-        <w:t>{\$900\text{ USD}}$</w:t>
-      </w:r>
+        <w:t>{</w:t>
+      </w:r>
+      <w:proofErr w:type="gramEnd"/>
+      <w:r>
+        <w:t>\$900\</w:t>
+      </w:r>
+      <w:proofErr w:type="gramStart"/>
+      <w:r>
+        <w:t>text{ USD}}$</w:t>
+      </w:r>
+      <w:proofErr w:type="gramEnd"/>
     </w:p>
     <w:p>
       <w:pPr>
@@ -1829,13 +1869,23 @@
         <w:t>Cinematic Videography (40% School Share): $3 \times \$120 = \</w:t>
       </w:r>
       <w:proofErr w:type="spellStart"/>
+      <w:proofErr w:type="gramStart"/>
       <w:r>
         <w:t>mathbf</w:t>
       </w:r>
       <w:proofErr w:type="spellEnd"/>
       <w:r>
-        <w:t>{\$360\text{ USD}}$</w:t>
-      </w:r>
+        <w:t>{</w:t>
+      </w:r>
+      <w:proofErr w:type="gramEnd"/>
+      <w:r>
+        <w:t>\$360\</w:t>
+      </w:r>
+      <w:proofErr w:type="gramStart"/>
+      <w:r>
+        <w:t>text{ USD}}$</w:t>
+      </w:r>
+      <w:proofErr w:type="gramEnd"/>
     </w:p>
     <w:p>
       <w:pPr>
@@ -1848,13 +1898,23 @@
         <w:t>Raksha Engine Diagnostics (40% School Share): $3 \times \$220 = \</w:t>
       </w:r>
       <w:proofErr w:type="spellStart"/>
+      <w:proofErr w:type="gramStart"/>
       <w:r>
         <w:t>mathbf</w:t>
       </w:r>
       <w:proofErr w:type="spellEnd"/>
       <w:r>
-        <w:t>{\$660\text{ USD}}$</w:t>
-      </w:r>
+        <w:t>{</w:t>
+      </w:r>
+      <w:proofErr w:type="gramEnd"/>
+      <w:r>
+        <w:t>\$660\</w:t>
+      </w:r>
+      <w:proofErr w:type="gramStart"/>
+      <w:r>
+        <w:t>text{ USD}}$</w:t>
+      </w:r>
+      <w:proofErr w:type="gramEnd"/>
     </w:p>
     <w:p>
       <w:pPr>
@@ -1867,13 +1927,23 @@
         <w:t>Motorcycle Mechanics (40% School Share): $3 \times \$200 = \</w:t>
       </w:r>
       <w:proofErr w:type="spellStart"/>
+      <w:proofErr w:type="gramStart"/>
       <w:r>
         <w:t>mathbf</w:t>
       </w:r>
       <w:proofErr w:type="spellEnd"/>
       <w:r>
-        <w:t>{\$600\text{ USD}}$</w:t>
-      </w:r>
+        <w:t>{</w:t>
+      </w:r>
+      <w:proofErr w:type="gramEnd"/>
+      <w:r>
+        <w:t>\$600\</w:t>
+      </w:r>
+      <w:proofErr w:type="gramStart"/>
+      <w:r>
+        <w:t>text{ USD}}$</w:t>
+      </w:r>
+      <w:proofErr w:type="gramEnd"/>
     </w:p>
     <w:p>
       <w:pPr>
@@ -1916,13 +1986,23 @@
         <w:t>Videography Partner Payout: $3 \times \$180 = \</w:t>
       </w:r>
       <w:proofErr w:type="spellStart"/>
+      <w:proofErr w:type="gramStart"/>
       <w:r>
         <w:t>mathbf</w:t>
       </w:r>
       <w:proofErr w:type="spellEnd"/>
       <w:r>
-        <w:t>{\$540\text{ USD}}$</w:t>
-      </w:r>
+        <w:t>{</w:t>
+      </w:r>
+      <w:proofErr w:type="gramEnd"/>
+      <w:r>
+        <w:t>\$540\</w:t>
+      </w:r>
+      <w:proofErr w:type="gramStart"/>
+      <w:r>
+        <w:t>text{ USD}}$</w:t>
+      </w:r>
+      <w:proofErr w:type="gramEnd"/>
     </w:p>
     <w:p>
       <w:pPr>
@@ -1935,13 +2015,23 @@
         <w:t>Raksha Garage Owner Payout: $3 \times \$330 = \</w:t>
       </w:r>
       <w:proofErr w:type="spellStart"/>
+      <w:proofErr w:type="gramStart"/>
       <w:r>
         <w:t>mathbf</w:t>
       </w:r>
       <w:proofErr w:type="spellEnd"/>
       <w:r>
-        <w:t>{\$990\text{ USD}}$</w:t>
-      </w:r>
+        <w:t>{</w:t>
+      </w:r>
+      <w:proofErr w:type="gramEnd"/>
+      <w:r>
+        <w:t>\$990\</w:t>
+      </w:r>
+      <w:proofErr w:type="gramStart"/>
+      <w:r>
+        <w:t>text{ USD}}$</w:t>
+      </w:r>
+      <w:proofErr w:type="gramEnd"/>
     </w:p>
     <w:p>
       <w:pPr>
@@ -1954,13 +2044,23 @@
         <w:t>Motorcycle Mechanic Payout: $3 \times \$300 = \</w:t>
       </w:r>
       <w:proofErr w:type="spellStart"/>
+      <w:proofErr w:type="gramStart"/>
       <w:r>
         <w:t>mathbf</w:t>
       </w:r>
       <w:proofErr w:type="spellEnd"/>
       <w:r>
-        <w:t>{\$900\text{ USD}}$</w:t>
-      </w:r>
+        <w:t>{</w:t>
+      </w:r>
+      <w:proofErr w:type="gramEnd"/>
+      <w:r>
+        <w:t>\$900\</w:t>
+      </w:r>
+      <w:proofErr w:type="gramStart"/>
+      <w:r>
+        <w:t>text{ USD}}$</w:t>
+      </w:r>
+      <w:proofErr w:type="gramEnd"/>
     </w:p>
     <w:p>
       <w:pPr>
@@ -2084,7 +2184,11 @@
     </w:p>
     <w:p>
       <w:r>
-        <w:t xml:space="preserve">│       YEAR 1: PARTNERSHIP HUB        │  </w:t>
+        <w:t xml:space="preserve">│       YEAR 1: PARTNERSHIP HUB        </w:t>
+      </w:r>
+      <w:proofErr w:type="gramStart"/>
+      <w:r>
+        <w:t xml:space="preserve">│  </w:t>
       </w:r>
       <w:r>
         <w:rPr>
@@ -2092,6 +2196,7 @@
         </w:rPr>
         <w:t>➔</w:t>
       </w:r>
+      <w:proofErr w:type="gramEnd"/>
       <w:r>
         <w:t xml:space="preserve">  </w:t>
       </w:r>
@@ -2112,8 +2217,13 @@
       </w:r>
     </w:p>
     <w:p>
-      <w:r>
-        <w:t>│  60/40 Decentralized Operations in   │     │ Install Central Solar Power. Buy own │</w:t>
+      <w:proofErr w:type="gramStart"/>
+      <w:r>
+        <w:t>│  60</w:t>
+      </w:r>
+      <w:proofErr w:type="gramEnd"/>
+      <w:r>
+        <w:t>/40 Decentralized Operations in   │     │ Install Central Solar Power. Buy own │</w:t>
       </w:r>
     </w:p>
     <w:p>
@@ -2142,7 +2252,15 @@
       </w:r>
       <w:proofErr w:type="spellEnd"/>
       <w:r>
-        <w:t>.      │     │  Cameras/Laptops. Move to 100% cuts. │</w:t>
+        <w:t xml:space="preserve">.      │     </w:t>
+      </w:r>
+      <w:proofErr w:type="gramStart"/>
+      <w:r>
+        <w:t>│  Cameras</w:t>
+      </w:r>
+      <w:proofErr w:type="gramEnd"/>
+      <w:r>
+        <w:t>/Laptops. Move to 100% cuts. │</w:t>
       </w:r>
     </w:p>
     <w:p>
@@ -2203,7 +2321,15 @@
     </w:p>
     <w:p>
       <w:r>
-        <w:t xml:space="preserve">                                             │  custom corporate vehicle labs.      │</w:t>
+        <w:t xml:space="preserve">                                             </w:t>
+      </w:r>
+      <w:proofErr w:type="gramStart"/>
+      <w:r>
+        <w:t>│  custom</w:t>
+      </w:r>
+      <w:proofErr w:type="gramEnd"/>
+      <w:r>
+        <w:t xml:space="preserve"> corporate vehicle labs.      │</w:t>
       </w:r>
     </w:p>
     <w:p>
@@ -2382,7 +2508,7 @@
     <w:p>
       <w:r>
         <w:pict w14:anchorId="6610F25A">
-          <v:rect id="_x0000_i1109" style="width:0;height:1.5pt" o:hralign="center" o:hrstd="t" o:hr="t" fillcolor="#a0a0a0" stroked="f"/>
+          <v:rect id="_x0000_i1025" style="width:0;height:1.5pt" o:hralign="center" o:hrstd="t" o:hr="t" fillcolor="#a0a0a0" stroked="f"/>
         </w:pict>
       </w:r>
     </w:p>
@@ -2464,7 +2590,7 @@
     <w:p>
       <w:r>
         <w:pict w14:anchorId="332E5777">
-          <v:rect id="_x0000_i1110" style="width:0;height:1.5pt" o:hralign="center" o:hrstd="t" o:hr="t" fillcolor="#a0a0a0" stroked="f"/>
+          <v:rect id="_x0000_i1026" style="width:0;height:1.5pt" o:hralign="center" o:hrstd="t" o:hr="t" fillcolor="#a0a0a0" stroked="f"/>
         </w:pict>
       </w:r>
     </w:p>
@@ -2491,7 +2617,7 @@
     <w:p>
       <w:r>
         <w:pict w14:anchorId="13DE31DF">
-          <v:rect id="_x0000_i1111" style="width:0;height:1.5pt" o:hralign="center" o:hrstd="t" o:hr="t" fillcolor="#a0a0a0" stroked="f"/>
+          <v:rect id="_x0000_i1027" style="width:0;height:1.5pt" o:hralign="center" o:hrstd="t" o:hr="t" fillcolor="#a0a0a0" stroked="f"/>
         </w:pict>
       </w:r>
     </w:p>
@@ -2518,7 +2644,7 @@
     <w:p>
       <w:r>
         <w:pict w14:anchorId="4E2BEFFC">
-          <v:rect id="_x0000_i1112" style="width:0;height:1.5pt" o:hralign="center" o:hrstd="t" o:hr="t" fillcolor="#a0a0a0" stroked="f"/>
+          <v:rect id="_x0000_i1028" style="width:0;height:1.5pt" o:hralign="center" o:hrstd="t" o:hr="t" fillcolor="#a0a0a0" stroked="f"/>
         </w:pict>
       </w:r>
     </w:p>
@@ -2646,7 +2772,7 @@
       <w:r>
         <w:lastRenderedPageBreak/>
         <w:pict w14:anchorId="06A26454">
-          <v:rect id="_x0000_i1113" style="width:0;height:1.5pt" o:hralign="center" o:hrstd="t" o:hr="t" fillcolor="#a0a0a0" stroked="f"/>
+          <v:rect id="_x0000_i1029" style="width:0;height:1.5pt" o:hralign="center" o:hrstd="t" o:hr="t" fillcolor="#a0a0a0" stroked="f"/>
         </w:pict>
       </w:r>
     </w:p>
@@ -2693,7 +2819,7 @@
     <w:p>
       <w:r>
         <w:pict w14:anchorId="1EEF8C76">
-          <v:rect id="_x0000_i1114" style="width:0;height:1.5pt" o:hralign="center" o:hrstd="t" o:hr="t" fillcolor="#a0a0a0" stroked="f"/>
+          <v:rect id="_x0000_i1030" style="width:0;height:1.5pt" o:hralign="center" o:hrstd="t" o:hr="t" fillcolor="#a0a0a0" stroked="f"/>
         </w:pict>
       </w:r>
     </w:p>
@@ -2780,7 +2906,7 @@
     <w:p>
       <w:r>
         <w:pict w14:anchorId="66EC4935">
-          <v:rect id="_x0000_i1115" style="width:0;height:1.5pt" o:hralign="center" o:hrstd="t" o:hr="t" fillcolor="#a0a0a0" stroked="f"/>
+          <v:rect id="_x0000_i1031" style="width:0;height:1.5pt" o:hralign="center" o:hrstd="t" o:hr="t" fillcolor="#a0a0a0" stroked="f"/>
         </w:pict>
       </w:r>
     </w:p>
@@ -2856,7 +2982,7 @@
     <w:p>
       <w:r>
         <w:pict w14:anchorId="11C154E4">
-          <v:rect id="_x0000_i1116" style="width:0;height:1.5pt" o:hralign="center" o:hrstd="t" o:hr="t" fillcolor="#a0a0a0" stroked="f"/>
+          <v:rect id="_x0000_i1032" style="width:0;height:1.5pt" o:hralign="center" o:hrstd="t" o:hr="t" fillcolor="#a0a0a0" stroked="f"/>
         </w:pict>
       </w:r>
     </w:p>
@@ -2975,7 +3101,7 @@
     <w:p>
       <w:r>
         <w:pict w14:anchorId="40E2721D">
-          <v:rect id="_x0000_i1117" style="width:0;height:1.5pt" o:hralign="center" o:hrstd="t" o:hr="t" fillcolor="#a0a0a0" stroked="f"/>
+          <v:rect id="_x0000_i1033" style="width:0;height:1.5pt" o:hralign="center" o:hrstd="t" o:hr="t" fillcolor="#a0a0a0" stroked="f"/>
         </w:pict>
       </w:r>
     </w:p>
@@ -3058,7 +3184,7 @@
     <w:p>
       <w:r>
         <w:pict w14:anchorId="4A40A0B8">
-          <v:rect id="_x0000_i1118" style="width:0;height:1.5pt" o:hralign="center" o:hrstd="t" o:hr="t" fillcolor="#a0a0a0" stroked="f"/>
+          <v:rect id="_x0000_i1034" style="width:0;height:1.5pt" o:hralign="center" o:hrstd="t" o:hr="t" fillcolor="#a0a0a0" stroked="f"/>
         </w:pict>
       </w:r>
     </w:p>
@@ -3141,7 +3267,7 @@
     <w:p>
       <w:r>
         <w:pict w14:anchorId="2C62990C">
-          <v:rect id="_x0000_i1119" style="width:0;height:1.5pt" o:hralign="center" o:hrstd="t" o:hr="t" fillcolor="#a0a0a0" stroked="f"/>
+          <v:rect id="_x0000_i1035" style="width:0;height:1.5pt" o:hralign="center" o:hrstd="t" o:hr="t" fillcolor="#a0a0a0" stroked="f"/>
         </w:pict>
       </w:r>
     </w:p>
@@ -3171,9 +3297,32 @@
           <w:ilvl w:val="0"/>
           <w:numId w:val="13"/>
         </w:numPr>
-      </w:pPr>
-      <w:r>
-        <w:t xml:space="preserve">Convert financial dependents into income earners </w:t>
+        <w:rPr>
+          <w:b/>
+          <w:bCs/>
+        </w:rPr>
+      </w:pPr>
+      <w:r>
+        <w:t xml:space="preserve">Convert financial dependents into </w:t>
+      </w:r>
+      <w:proofErr w:type="spellStart"/>
+      <w:r>
+        <w:t>income</w:t>
+      </w:r>
+      <w:r>
+        <w:rPr>
+          <w:b/>
+          <w:bCs/>
+        </w:rPr>
+        <w:t>ABBA</w:t>
+      </w:r>
+      <w:proofErr w:type="spellEnd"/>
+      <w:r>
+        <w:rPr>
+          <w:b/>
+          <w:bCs/>
+        </w:rPr>
+        <w:t xml:space="preserve"> TECHNICAL COLLEGE (ATC)</w:t>
       </w:r>
     </w:p>
     <w:p>
@@ -3182,6 +3331,1244 @@
           <w:ilvl w:val="0"/>
           <w:numId w:val="13"/>
         </w:numPr>
+        <w:rPr>
+          <w:b/>
+          <w:bCs/>
+        </w:rPr>
+      </w:pPr>
+      <w:r>
+        <w:rPr>
+          <w:b/>
+          <w:bCs/>
+        </w:rPr>
+        <w:t>Master Business Plan</w:t>
+      </w:r>
+    </w:p>
+    <w:p>
+      <w:pPr>
+        <w:numPr>
+          <w:ilvl w:val="0"/>
+          <w:numId w:val="13"/>
+        </w:numPr>
+      </w:pPr>
+      <w:r>
+        <w:rPr>
+          <w:b/>
+          <w:bCs/>
+        </w:rPr>
+        <w:t>Motto:</w:t>
+      </w:r>
+      <w:r>
+        <w:t xml:space="preserve"> Your Path to Self-Reliance </w:t>
+      </w:r>
+      <w:r>
+        <w:rPr>
+          <w:b/>
+          <w:bCs/>
+        </w:rPr>
+        <w:t>Headquarters:</w:t>
+      </w:r>
+      <w:r>
+        <w:t xml:space="preserve"> Highland </w:t>
+      </w:r>
+      <w:proofErr w:type="spellStart"/>
+      <w:r>
+        <w:t>Sherikat</w:t>
+      </w:r>
+      <w:proofErr w:type="spellEnd"/>
+      <w:r>
+        <w:t xml:space="preserve">, Juba, South Sudan </w:t>
+      </w:r>
+      <w:r>
+        <w:rPr>
+          <w:b/>
+          <w:bCs/>
+        </w:rPr>
+        <w:t>Institution Type:</w:t>
+      </w:r>
+      <w:r>
+        <w:t xml:space="preserve"> Technical &amp; Vocational Education and Training (TVET) Institution </w:t>
+      </w:r>
+      <w:r>
+        <w:rPr>
+          <w:b/>
+          <w:bCs/>
+        </w:rPr>
+        <w:t>Planning Horizon:</w:t>
+      </w:r>
+      <w:r>
+        <w:t xml:space="preserve"> 2026 – 2031</w:t>
+      </w:r>
+    </w:p>
+    <w:p>
+      <w:pPr>
+        <w:numPr>
+          <w:ilvl w:val="0"/>
+          <w:numId w:val="13"/>
+        </w:numPr>
+      </w:pPr>
+      <w:r>
+        <w:pict w14:anchorId="03B7A771">
+          <v:rect id="_x0000_i1051" style="width:0;height:1.5pt" o:hralign="center" o:hrstd="t" o:hr="t" fillcolor="#a0a0a0" stroked="f"/>
+        </w:pict>
+      </w:r>
+    </w:p>
+    <w:p>
+      <w:pPr>
+        <w:numPr>
+          <w:ilvl w:val="0"/>
+          <w:numId w:val="13"/>
+        </w:numPr>
+        <w:rPr>
+          <w:b/>
+          <w:bCs/>
+        </w:rPr>
+      </w:pPr>
+      <w:r>
+        <w:rPr>
+          <w:b/>
+          <w:bCs/>
+        </w:rPr>
+        <w:t>CHAPTER 1: STRATEGIC FOUNDATION</w:t>
+      </w:r>
+    </w:p>
+    <w:p>
+      <w:pPr>
+        <w:numPr>
+          <w:ilvl w:val="0"/>
+          <w:numId w:val="13"/>
+        </w:numPr>
+        <w:rPr>
+          <w:b/>
+          <w:bCs/>
+        </w:rPr>
+      </w:pPr>
+      <w:r>
+        <w:rPr>
+          <w:b/>
+          <w:bCs/>
+        </w:rPr>
+        <w:t>1.0 Institutional Identity</w:t>
+      </w:r>
+    </w:p>
+    <w:p>
+      <w:pPr>
+        <w:numPr>
+          <w:ilvl w:val="0"/>
+          <w:numId w:val="13"/>
+        </w:numPr>
+      </w:pPr>
+      <w:r>
+        <w:rPr>
+          <w:b/>
+          <w:bCs/>
+        </w:rPr>
+        <w:t>Name:</w:t>
+      </w:r>
+      <w:r>
+        <w:t xml:space="preserve"> Abba Technical College (ATC)</w:t>
+      </w:r>
+    </w:p>
+    <w:p>
+      <w:pPr>
+        <w:numPr>
+          <w:ilvl w:val="0"/>
+          <w:numId w:val="13"/>
+        </w:numPr>
+      </w:pPr>
+      <w:r>
+        <w:rPr>
+          <w:b/>
+          <w:bCs/>
+        </w:rPr>
+        <w:t>Motto:</w:t>
+      </w:r>
+      <w:r>
+        <w:t xml:space="preserve"> Your Path to Self-Reliance</w:t>
+      </w:r>
+    </w:p>
+    <w:p>
+      <w:pPr>
+        <w:numPr>
+          <w:ilvl w:val="0"/>
+          <w:numId w:val="13"/>
+        </w:numPr>
+      </w:pPr>
+      <w:r>
+        <w:rPr>
+          <w:b/>
+          <w:bCs/>
+        </w:rPr>
+        <w:t>Headquarters:</w:t>
+      </w:r>
+      <w:r>
+        <w:t xml:space="preserve"> Highland </w:t>
+      </w:r>
+      <w:proofErr w:type="spellStart"/>
+      <w:r>
+        <w:t>Sherikat</w:t>
+      </w:r>
+      <w:proofErr w:type="spellEnd"/>
+      <w:r>
+        <w:t>, Juba, South Sudan</w:t>
+      </w:r>
+    </w:p>
+    <w:p>
+      <w:pPr>
+        <w:numPr>
+          <w:ilvl w:val="0"/>
+          <w:numId w:val="13"/>
+        </w:numPr>
+      </w:pPr>
+      <w:r>
+        <w:rPr>
+          <w:b/>
+          <w:bCs/>
+        </w:rPr>
+        <w:t>Institution Type:</w:t>
+      </w:r>
+      <w:r>
+        <w:t xml:space="preserve"> Technical &amp; Vocational Education and Training (TVET) Institution</w:t>
+      </w:r>
+    </w:p>
+    <w:p>
+      <w:pPr>
+        <w:numPr>
+          <w:ilvl w:val="0"/>
+          <w:numId w:val="13"/>
+        </w:numPr>
+        <w:rPr>
+          <w:b/>
+          <w:bCs/>
+        </w:rPr>
+      </w:pPr>
+      <w:r>
+        <w:rPr>
+          <w:b/>
+          <w:bCs/>
+        </w:rPr>
+        <w:t>1.1 Mission Statement</w:t>
+      </w:r>
+    </w:p>
+    <w:p>
+      <w:pPr>
+        <w:numPr>
+          <w:ilvl w:val="0"/>
+          <w:numId w:val="13"/>
+        </w:numPr>
+      </w:pPr>
+      <w:r>
+        <w:t>Abba Technical College exists to transform young people into self-reliant, skilled professionals through intensive, practice-based technical training that leads to immediate income generation and sustainable economic independence.</w:t>
+      </w:r>
+    </w:p>
+    <w:p>
+      <w:pPr>
+        <w:numPr>
+          <w:ilvl w:val="0"/>
+          <w:numId w:val="13"/>
+        </w:numPr>
+        <w:rPr>
+          <w:b/>
+          <w:bCs/>
+        </w:rPr>
+      </w:pPr>
+      <w:r>
+        <w:rPr>
+          <w:b/>
+          <w:bCs/>
+        </w:rPr>
+        <w:t>1.2 Vision Statement</w:t>
+      </w:r>
+    </w:p>
+    <w:p>
+      <w:pPr>
+        <w:numPr>
+          <w:ilvl w:val="0"/>
+          <w:numId w:val="13"/>
+        </w:numPr>
+      </w:pPr>
+      <w:r>
+        <w:t>To become a leading technical and vocational training institution in South Sudan that produces highly skilled, self-reliant graduates capable of solving real-world problems and driving local economic development.</w:t>
+      </w:r>
+    </w:p>
+    <w:p>
+      <w:pPr>
+        <w:numPr>
+          <w:ilvl w:val="0"/>
+          <w:numId w:val="13"/>
+        </w:numPr>
+        <w:rPr>
+          <w:b/>
+          <w:bCs/>
+        </w:rPr>
+      </w:pPr>
+      <w:r>
+        <w:rPr>
+          <w:b/>
+          <w:bCs/>
+        </w:rPr>
+        <w:t>1.3 Core Values</w:t>
+      </w:r>
+    </w:p>
+    <w:p>
+      <w:pPr>
+        <w:numPr>
+          <w:ilvl w:val="0"/>
+          <w:numId w:val="13"/>
+        </w:numPr>
+      </w:pPr>
+      <w:r>
+        <w:t>Abba Technical College is built on five core values:</w:t>
+      </w:r>
+    </w:p>
+    <w:p>
+      <w:pPr>
+        <w:numPr>
+          <w:ilvl w:val="0"/>
+          <w:numId w:val="13"/>
+        </w:numPr>
+      </w:pPr>
+      <w:r>
+        <w:rPr>
+          <w:b/>
+          <w:bCs/>
+        </w:rPr>
+        <w:lastRenderedPageBreak/>
+        <w:t>Self-Reliance</w:t>
+      </w:r>
+      <w:r>
+        <w:t xml:space="preserve"> — Every graduate must be capable of generating income independently through practical skills.</w:t>
+      </w:r>
+    </w:p>
+    <w:p>
+      <w:pPr>
+        <w:numPr>
+          <w:ilvl w:val="0"/>
+          <w:numId w:val="13"/>
+        </w:numPr>
+      </w:pPr>
+      <w:r>
+        <w:rPr>
+          <w:b/>
+          <w:bCs/>
+        </w:rPr>
+        <w:t>Practical Excellence</w:t>
+      </w:r>
+      <w:r>
+        <w:t xml:space="preserve"> — Training is focused on real-world competence, not theory alone.</w:t>
+      </w:r>
+    </w:p>
+    <w:p>
+      <w:pPr>
+        <w:numPr>
+          <w:ilvl w:val="0"/>
+          <w:numId w:val="13"/>
+        </w:numPr>
+      </w:pPr>
+      <w:r>
+        <w:rPr>
+          <w:b/>
+          <w:bCs/>
+        </w:rPr>
+        <w:t>Discipline</w:t>
+      </w:r>
+      <w:r>
+        <w:t xml:space="preserve"> — Professional behavior, respect for tools, time, and learning environments.</w:t>
+      </w:r>
+    </w:p>
+    <w:p>
+      <w:pPr>
+        <w:numPr>
+          <w:ilvl w:val="0"/>
+          <w:numId w:val="13"/>
+        </w:numPr>
+      </w:pPr>
+      <w:r>
+        <w:rPr>
+          <w:b/>
+          <w:bCs/>
+        </w:rPr>
+        <w:t>Integrity</w:t>
+      </w:r>
+      <w:r>
+        <w:t xml:space="preserve"> — Honest workmanship, trust in service delivery, and accountability in training.</w:t>
+      </w:r>
+    </w:p>
+    <w:p>
+      <w:pPr>
+        <w:numPr>
+          <w:ilvl w:val="0"/>
+          <w:numId w:val="13"/>
+        </w:numPr>
+      </w:pPr>
+      <w:r>
+        <w:rPr>
+          <w:b/>
+          <w:bCs/>
+        </w:rPr>
+        <w:t>Entrepreneurship</w:t>
+      </w:r>
+      <w:r>
+        <w:t xml:space="preserve"> — Graduates are encouraged to create work opportunities, not wait for employment.</w:t>
+      </w:r>
+    </w:p>
+    <w:p>
+      <w:pPr>
+        <w:numPr>
+          <w:ilvl w:val="0"/>
+          <w:numId w:val="13"/>
+        </w:numPr>
+        <w:rPr>
+          <w:b/>
+          <w:bCs/>
+        </w:rPr>
+      </w:pPr>
+      <w:r>
+        <w:rPr>
+          <w:b/>
+          <w:bCs/>
+        </w:rPr>
+        <w:t>1.4 Institutional Philosophy</w:t>
+      </w:r>
+    </w:p>
+    <w:p>
+      <w:pPr>
+        <w:numPr>
+          <w:ilvl w:val="0"/>
+          <w:numId w:val="13"/>
+        </w:numPr>
+      </w:pPr>
+      <w:r>
+        <w:t>Abba Technical College is founded on the belief that practical skills are more immediately valuable than long theoretical education in environments of high unemployment and economic pressure. The institution prioritizes short-cycle, high-impact training models that enable learners to transition into income-generating activities within a short timeframe.</w:t>
+      </w:r>
+    </w:p>
+    <w:p>
+      <w:pPr>
+        <w:numPr>
+          <w:ilvl w:val="0"/>
+          <w:numId w:val="13"/>
+        </w:numPr>
+        <w:rPr>
+          <w:b/>
+          <w:bCs/>
+        </w:rPr>
+      </w:pPr>
+      <w:r>
+        <w:rPr>
+          <w:b/>
+          <w:bCs/>
+        </w:rPr>
+        <w:t>1.5 Problem Statement</w:t>
+      </w:r>
+    </w:p>
+    <w:p>
+      <w:pPr>
+        <w:numPr>
+          <w:ilvl w:val="0"/>
+          <w:numId w:val="13"/>
+        </w:numPr>
+      </w:pPr>
+      <w:r>
+        <w:t>The education system in South Sudan faces critical challenges:</w:t>
+      </w:r>
+    </w:p>
+    <w:p>
+      <w:pPr>
+        <w:numPr>
+          <w:ilvl w:val="0"/>
+          <w:numId w:val="13"/>
+        </w:numPr>
+      </w:pPr>
+      <w:r>
+        <w:t>High cost of long-term university education (4–6 years)</w:t>
+      </w:r>
+    </w:p>
+    <w:p>
+      <w:pPr>
+        <w:numPr>
+          <w:ilvl w:val="0"/>
+          <w:numId w:val="13"/>
+        </w:numPr>
+      </w:pPr>
+      <w:r>
+        <w:t>Limited practical training opportunities in traditional institutions</w:t>
+      </w:r>
+    </w:p>
+    <w:p>
+      <w:pPr>
+        <w:numPr>
+          <w:ilvl w:val="0"/>
+          <w:numId w:val="13"/>
+        </w:numPr>
+      </w:pPr>
+      <w:r>
+        <w:t>Graduates entering the job market without employable skills</w:t>
+      </w:r>
+    </w:p>
+    <w:p>
+      <w:pPr>
+        <w:numPr>
+          <w:ilvl w:val="0"/>
+          <w:numId w:val="13"/>
+        </w:numPr>
+      </w:pPr>
+      <w:r>
+        <w:t>High youth unemployment and economic dependency</w:t>
+      </w:r>
+    </w:p>
+    <w:p>
+      <w:pPr>
+        <w:numPr>
+          <w:ilvl w:val="0"/>
+          <w:numId w:val="13"/>
+        </w:numPr>
+      </w:pPr>
+      <w:r>
+        <w:t>Increasing risk of poverty, frustration, and informal survival activities</w:t>
+      </w:r>
+    </w:p>
+    <w:p>
+      <w:pPr>
+        <w:numPr>
+          <w:ilvl w:val="0"/>
+          <w:numId w:val="13"/>
+        </w:numPr>
+      </w:pPr>
+      <w:r>
+        <w:t>This creates a structural gap between education and employment.</w:t>
+      </w:r>
+    </w:p>
+    <w:p>
+      <w:pPr>
+        <w:numPr>
+          <w:ilvl w:val="0"/>
+          <w:numId w:val="13"/>
+        </w:numPr>
+        <w:rPr>
+          <w:b/>
+          <w:bCs/>
+        </w:rPr>
+      </w:pPr>
+      <w:r>
+        <w:rPr>
+          <w:b/>
+          <w:bCs/>
+        </w:rPr>
+        <w:t>1.6 Market Gap</w:t>
+      </w:r>
+    </w:p>
+    <w:p>
+      <w:pPr>
+        <w:numPr>
+          <w:ilvl w:val="0"/>
+          <w:numId w:val="13"/>
+        </w:numPr>
+      </w:pPr>
+      <w:r>
+        <w:t>There is strong demand for:</w:t>
+      </w:r>
+    </w:p>
+    <w:p>
+      <w:pPr>
+        <w:numPr>
+          <w:ilvl w:val="0"/>
+          <w:numId w:val="13"/>
+        </w:numPr>
+      </w:pPr>
+      <w:r>
+        <w:t>Fast, affordable skill-based training</w:t>
+      </w:r>
+    </w:p>
+    <w:p>
+      <w:pPr>
+        <w:numPr>
+          <w:ilvl w:val="0"/>
+          <w:numId w:val="13"/>
+        </w:numPr>
+      </w:pPr>
+      <w:r>
+        <w:t>Practical technical education tied to real market needs</w:t>
+      </w:r>
+    </w:p>
+    <w:p>
+      <w:pPr>
+        <w:numPr>
+          <w:ilvl w:val="0"/>
+          <w:numId w:val="13"/>
+        </w:numPr>
+      </w:pPr>
+      <w:r>
+        <w:t>Low-cost alternatives to university education</w:t>
+      </w:r>
+    </w:p>
+    <w:p>
+      <w:pPr>
+        <w:numPr>
+          <w:ilvl w:val="0"/>
+          <w:numId w:val="13"/>
+        </w:numPr>
+      </w:pPr>
+      <w:r>
+        <w:t>Immediate income-generating skill acquisition</w:t>
+      </w:r>
+    </w:p>
+    <w:p>
+      <w:pPr>
+        <w:numPr>
+          <w:ilvl w:val="0"/>
+          <w:numId w:val="13"/>
+        </w:numPr>
+      </w:pPr>
+      <w:r>
+        <w:lastRenderedPageBreak/>
+        <w:t>However, existing institutions often emphasize theory over practice and fail to produce job-ready graduates.</w:t>
+      </w:r>
+    </w:p>
+    <w:p>
+      <w:pPr>
+        <w:numPr>
+          <w:ilvl w:val="0"/>
+          <w:numId w:val="13"/>
+        </w:numPr>
+        <w:rPr>
+          <w:b/>
+          <w:bCs/>
+        </w:rPr>
+      </w:pPr>
+      <w:r>
+        <w:rPr>
+          <w:b/>
+          <w:bCs/>
+        </w:rPr>
+        <w:t>1.7 Institutional Solution Model</w:t>
+      </w:r>
+    </w:p>
+    <w:p>
+      <w:pPr>
+        <w:numPr>
+          <w:ilvl w:val="0"/>
+          <w:numId w:val="13"/>
+        </w:numPr>
+      </w:pPr>
+      <w:r>
+        <w:t>Abba Technical College addresses this gap through a 6-Month Self-Reliance Pipeline, designed to convert learners into skilled, income-ready individuals.</w:t>
+      </w:r>
+    </w:p>
+    <w:p>
+      <w:pPr>
+        <w:numPr>
+          <w:ilvl w:val="0"/>
+          <w:numId w:val="13"/>
+        </w:numPr>
+      </w:pPr>
+      <w:r>
+        <w:rPr>
+          <w:b/>
+          <w:bCs/>
+        </w:rPr>
+        <w:t>Key Features:</w:t>
+      </w:r>
+    </w:p>
+    <w:p>
+      <w:pPr>
+        <w:numPr>
+          <w:ilvl w:val="0"/>
+          <w:numId w:val="13"/>
+        </w:numPr>
+      </w:pPr>
+      <w:r>
+        <w:t>Intensive 6-month training cycle</w:t>
+      </w:r>
+    </w:p>
+    <w:p>
+      <w:pPr>
+        <w:numPr>
+          <w:ilvl w:val="0"/>
+          <w:numId w:val="13"/>
+        </w:numPr>
+      </w:pPr>
+      <w:r>
+        <w:t>Heavy practical-based learning model</w:t>
+      </w:r>
+    </w:p>
+    <w:p>
+      <w:pPr>
+        <w:numPr>
+          <w:ilvl w:val="0"/>
+          <w:numId w:val="13"/>
+        </w:numPr>
+      </w:pPr>
+      <w:r>
+        <w:t>Real equipment and damaged tools for practice</w:t>
+      </w:r>
+    </w:p>
+    <w:p>
+      <w:pPr>
+        <w:numPr>
+          <w:ilvl w:val="0"/>
+          <w:numId w:val="13"/>
+        </w:numPr>
+      </w:pPr>
+      <w:r>
+        <w:t>Controlled student intake (3–5 students per class)</w:t>
+      </w:r>
+    </w:p>
+    <w:p>
+      <w:pPr>
+        <w:numPr>
+          <w:ilvl w:val="0"/>
+          <w:numId w:val="13"/>
+        </w:numPr>
+      </w:pPr>
+      <w:r>
+        <w:t>Strong supervision and structured mentorship</w:t>
+      </w:r>
+    </w:p>
+    <w:p>
+      <w:pPr>
+        <w:numPr>
+          <w:ilvl w:val="0"/>
+          <w:numId w:val="13"/>
+        </w:numPr>
+      </w:pPr>
+      <w:r>
+        <w:t>Industry attachment phase after training</w:t>
+      </w:r>
+    </w:p>
+    <w:p>
+      <w:pPr>
+        <w:numPr>
+          <w:ilvl w:val="0"/>
+          <w:numId w:val="13"/>
+        </w:numPr>
+        <w:rPr>
+          <w:b/>
+          <w:bCs/>
+        </w:rPr>
+      </w:pPr>
+      <w:r>
+        <w:rPr>
+          <w:b/>
+          <w:bCs/>
+        </w:rPr>
+        <w:t>1.8 Ideal Student &amp; Sponsor Profile</w:t>
+      </w:r>
+    </w:p>
+    <w:p>
+      <w:pPr>
+        <w:numPr>
+          <w:ilvl w:val="0"/>
+          <w:numId w:val="13"/>
+        </w:numPr>
+      </w:pPr>
+      <w:r>
+        <w:rPr>
+          <w:b/>
+          <w:bCs/>
+        </w:rPr>
+        <w:t>The Learner:</w:t>
+      </w:r>
+      <w:r>
+        <w:t xml:space="preserve"> Motivated individuals aged 18 to 40 seeking practical, immediately monetizable skills, committed to personal self-reliance.</w:t>
+      </w:r>
+    </w:p>
+    <w:p>
+      <w:pPr>
+        <w:numPr>
+          <w:ilvl w:val="0"/>
+          <w:numId w:val="13"/>
+        </w:numPr>
+      </w:pPr>
+      <w:r>
+        <w:rPr>
+          <w:b/>
+          <w:bCs/>
+        </w:rPr>
+        <w:t>The Sponsor:</w:t>
+      </w:r>
+      <w:r>
+        <w:t xml:space="preserve"> In most cases, tuition is paid not by the learner but by a parent, older sibling, spouse, or community supporter investing in that person's future. Abba Technical College is positioned as a faster, lower-cost path to the same outcome every sponsor wants — a self-sufficient loved one — at a fraction of the time and cost of a 4-year degree.</w:t>
+      </w:r>
+    </w:p>
+    <w:p>
+      <w:pPr>
+        <w:numPr>
+          <w:ilvl w:val="0"/>
+          <w:numId w:val="13"/>
+        </w:numPr>
+        <w:rPr>
+          <w:b/>
+          <w:bCs/>
+        </w:rPr>
+      </w:pPr>
+      <w:r>
+        <w:rPr>
+          <w:b/>
+          <w:bCs/>
+        </w:rPr>
+        <w:t>1.9 Training Philosophy</w:t>
+      </w:r>
+    </w:p>
+    <w:p>
+      <w:pPr>
+        <w:numPr>
+          <w:ilvl w:val="0"/>
+          <w:numId w:val="13"/>
+        </w:numPr>
+      </w:pPr>
+      <w:r>
+        <w:t>Training at Abba Technical College is based on:</w:t>
+      </w:r>
+    </w:p>
+    <w:p>
+      <w:pPr>
+        <w:numPr>
+          <w:ilvl w:val="0"/>
+          <w:numId w:val="13"/>
+        </w:numPr>
+      </w:pPr>
+      <w:r>
+        <w:t>"Learning by doing"</w:t>
+      </w:r>
+    </w:p>
+    <w:p>
+      <w:pPr>
+        <w:numPr>
+          <w:ilvl w:val="0"/>
+          <w:numId w:val="13"/>
+        </w:numPr>
+      </w:pPr>
+      <w:r>
+        <w:t>Real-life equipment exposure from the beginning</w:t>
+      </w:r>
+    </w:p>
+    <w:p>
+      <w:pPr>
+        <w:numPr>
+          <w:ilvl w:val="0"/>
+          <w:numId w:val="13"/>
+        </w:numPr>
+      </w:pPr>
+      <w:r>
+        <w:t>Structured progression from basics to real repairs</w:t>
+      </w:r>
+    </w:p>
+    <w:p>
+      <w:pPr>
+        <w:numPr>
+          <w:ilvl w:val="0"/>
+          <w:numId w:val="13"/>
+        </w:numPr>
+      </w:pPr>
+      <w:r>
+        <w:t>Use of damaged or non-functional equipment for practice</w:t>
+      </w:r>
+    </w:p>
+    <w:p>
+      <w:pPr>
+        <w:numPr>
+          <w:ilvl w:val="0"/>
+          <w:numId w:val="13"/>
+        </w:numPr>
+      </w:pPr>
+      <w:r>
+        <w:t>Industry attachment after foundational competence is achieved</w:t>
+      </w:r>
+    </w:p>
+    <w:p>
+      <w:pPr>
+        <w:numPr>
+          <w:ilvl w:val="0"/>
+          <w:numId w:val="13"/>
+        </w:numPr>
+        <w:rPr>
+          <w:b/>
+          <w:bCs/>
+        </w:rPr>
+      </w:pPr>
+      <w:r>
+        <w:rPr>
+          <w:b/>
+          <w:bCs/>
+        </w:rPr>
+        <w:t>1.10 Economic Impact Model</w:t>
+      </w:r>
+    </w:p>
+    <w:p>
+      <w:pPr>
+        <w:numPr>
+          <w:ilvl w:val="0"/>
+          <w:numId w:val="13"/>
+        </w:numPr>
+      </w:pPr>
+      <w:r>
+        <w:lastRenderedPageBreak/>
+        <w:t>The institution is designed to:</w:t>
+      </w:r>
+    </w:p>
+    <w:p>
+      <w:pPr>
+        <w:numPr>
+          <w:ilvl w:val="0"/>
+          <w:numId w:val="13"/>
+        </w:numPr>
+      </w:pPr>
+      <w:r>
+        <w:t>Convert financial dependents into income earners</w:t>
+      </w:r>
+    </w:p>
+    <w:p>
+      <w:pPr>
+        <w:numPr>
+          <w:ilvl w:val="0"/>
+          <w:numId w:val="13"/>
+        </w:numPr>
+      </w:pPr>
+      <w:r>
+        <w:t>Reduce household economic pressure</w:t>
+      </w:r>
+    </w:p>
+    <w:p>
+      <w:pPr>
+        <w:numPr>
+          <w:ilvl w:val="0"/>
+          <w:numId w:val="13"/>
+        </w:numPr>
+      </w:pPr>
+      <w:r>
+        <w:t>Enable graduates to support siblings and families</w:t>
+      </w:r>
+    </w:p>
+    <w:p>
+      <w:pPr>
+        <w:numPr>
+          <w:ilvl w:val="0"/>
+          <w:numId w:val="13"/>
+        </w:numPr>
+      </w:pPr>
+      <w:r>
+        <w:t>Reduce youth unemployment and vulnerability</w:t>
+      </w:r>
+    </w:p>
+    <w:p>
+      <w:pPr>
+        <w:numPr>
+          <w:ilvl w:val="0"/>
+          <w:numId w:val="13"/>
+        </w:numPr>
+      </w:pPr>
+      <w:r>
+        <w:t>Build local technical capacity in critical sectors</w:t>
+      </w:r>
+    </w:p>
+    <w:p>
+      <w:pPr>
+        <w:numPr>
+          <w:ilvl w:val="0"/>
+          <w:numId w:val="13"/>
+        </w:numPr>
+      </w:pPr>
+      <w:r>
+        <w:t>The program is designed to position graduates for financial independence within 12–24 months of completion, depending on individual effort, market demand, and local economic conditions.</w:t>
+      </w:r>
+    </w:p>
+    <w:p>
+      <w:pPr>
+        <w:numPr>
+          <w:ilvl w:val="0"/>
+          <w:numId w:val="13"/>
+        </w:numPr>
+        <w:rPr>
+          <w:b/>
+          <w:bCs/>
+        </w:rPr>
+      </w:pPr>
+      <w:r>
+        <w:rPr>
+          <w:b/>
+          <w:bCs/>
+        </w:rPr>
+        <w:t>1.11 Strategic Positioning</w:t>
+      </w:r>
+    </w:p>
+    <w:p>
+      <w:pPr>
+        <w:numPr>
+          <w:ilvl w:val="0"/>
+          <w:numId w:val="13"/>
+        </w:numPr>
+      </w:pPr>
+      <w:r>
+        <w:t>Abba Technical College positions itself as:</w:t>
+      </w:r>
+    </w:p>
+    <w:p>
+      <w:pPr>
+        <w:numPr>
+          <w:ilvl w:val="0"/>
+          <w:numId w:val="13"/>
+        </w:numPr>
+      </w:pPr>
+      <w:r>
+        <w:t>A broad-access institution open to any motivated individual aged 18–40, delivered through a deliberately small-cohort training model that protects quality and gives sponsors confidence their investment produces real competence — not crowded, under-resourced instruction.</w:t>
+      </w:r>
+    </w:p>
+    <w:p>
+      <w:pPr>
+        <w:numPr>
+          <w:ilvl w:val="0"/>
+          <w:numId w:val="13"/>
+        </w:numPr>
+      </w:pPr>
+      <w:r>
+        <w:t>A practical skills development institution</w:t>
+      </w:r>
+    </w:p>
+    <w:p>
+      <w:pPr>
+        <w:numPr>
+          <w:ilvl w:val="0"/>
+          <w:numId w:val="13"/>
+        </w:numPr>
+      </w:pPr>
+      <w:r>
+        <w:t>A short-cycle technical training provider</w:t>
+      </w:r>
+    </w:p>
+    <w:p>
+      <w:pPr>
+        <w:numPr>
+          <w:ilvl w:val="0"/>
+          <w:numId w:val="13"/>
+        </w:numPr>
+      </w:pPr>
+      <w:r>
+        <w:t>A bridge between unemployment and self-employment</w:t>
+      </w:r>
+    </w:p>
+    <w:p>
+      <w:pPr>
+        <w:numPr>
+          <w:ilvl w:val="0"/>
+          <w:numId w:val="13"/>
+        </w:numPr>
+      </w:pPr>
+      <w:r>
+        <w:t>A decentralized, industry-linked training model</w:t>
+      </w:r>
+    </w:p>
+    <w:p>
+      <w:pPr>
+        <w:numPr>
+          <w:ilvl w:val="0"/>
+          <w:numId w:val="13"/>
+        </w:numPr>
+        <w:rPr>
+          <w:b/>
+          <w:bCs/>
+        </w:rPr>
+      </w:pPr>
+      <w:r>
+        <w:rPr>
+          <w:b/>
+          <w:bCs/>
+        </w:rPr>
+        <w:t>1.12 Future Growth Intention (Foundation Level)</w:t>
+      </w:r>
+    </w:p>
+    <w:p>
+      <w:pPr>
+        <w:numPr>
+          <w:ilvl w:val="0"/>
+          <w:numId w:val="13"/>
+        </w:numPr>
+      </w:pPr>
+      <w:r>
+        <w:t>While the current focus is technical and vocational training, the institution is designed for long-term expansion into additional disciplines such as science, engineering, and applied technologies, without changing its core values or mission.</w:t>
+      </w:r>
+    </w:p>
+    <w:p>
+      <w:pPr>
+        <w:numPr>
+          <w:ilvl w:val="0"/>
+          <w:numId w:val="13"/>
+        </w:numPr>
+        <w:rPr>
+          <w:b/>
+          <w:bCs/>
+        </w:rPr>
+      </w:pPr>
+      <w:r>
+        <w:rPr>
+          <w:b/>
+          <w:bCs/>
+        </w:rPr>
+        <w:t>1.13 Founder &amp; Leadership</w:t>
+      </w:r>
+    </w:p>
+    <w:p>
+      <w:pPr>
+        <w:numPr>
+          <w:ilvl w:val="0"/>
+          <w:numId w:val="13"/>
+        </w:numPr>
+      </w:pPr>
+      <w:r>
+        <w:t xml:space="preserve">The founder's entrepreneurial path began with Nile Electronics Supply and Repair, a hands-on computer and mobile phone repair venture based in </w:t>
+      </w:r>
+      <w:proofErr w:type="spellStart"/>
+      <w:r>
+        <w:t>Sherikat</w:t>
+      </w:r>
+      <w:proofErr w:type="spellEnd"/>
+      <w:r>
+        <w:t>. Operating directly as the technician, the founder built early credibility through real repair work and cryptocurrency transaction services before relocating to a dedicated commercial space in Hai Thura.</w:t>
+      </w:r>
+    </w:p>
+    <w:p>
+      <w:pPr>
+        <w:numPr>
+          <w:ilvl w:val="0"/>
+          <w:numId w:val="13"/>
+        </w:numPr>
+      </w:pPr>
+      <w:r>
+        <w:lastRenderedPageBreak/>
+        <w:t>While running the repair business, the founder identified strong organic demand for technical skills training and launched the first iteration of Abba Technical College alongside it, offering a broad catalog including computer literacy, phone and computer repair, hairdressing, and Raksha and motorcycle mechanics.</w:t>
+      </w:r>
+    </w:p>
+    <w:p>
+      <w:pPr>
+        <w:numPr>
+          <w:ilvl w:val="0"/>
+          <w:numId w:val="13"/>
+        </w:numPr>
+      </w:pPr>
+      <w:r>
+        <w:t xml:space="preserve">That first attempt did not survive contact with the market — and the founder studied exactly why. Unrestricted credit ("pay later") on both repair jobs and tuition drained cash flow to zero. Marketing was passive, limited to banners and a repair-focused TikTok account. Heavy-machinery courses ran without formal policies, and the sole training partnership was a verbal agreement with no contract. Rising transport and living costs from operating outside </w:t>
+      </w:r>
+      <w:proofErr w:type="spellStart"/>
+      <w:r>
+        <w:t>Sherikat</w:t>
+      </w:r>
+      <w:proofErr w:type="spellEnd"/>
+      <w:r>
+        <w:t xml:space="preserve"> consumed what little margin remained. The business closed.</w:t>
+      </w:r>
+    </w:p>
+    <w:p>
+      <w:pPr>
+        <w:numPr>
+          <w:ilvl w:val="0"/>
+          <w:numId w:val="13"/>
+        </w:numPr>
+      </w:pPr>
+      <w:r>
+        <w:t xml:space="preserve">Rather than abandon the vision, the founder rebuilt it from the ground up. ATC now operates rent-free from the founder's own family compound in </w:t>
+      </w:r>
+      <w:proofErr w:type="spellStart"/>
+      <w:r>
+        <w:t>Sherikat</w:t>
+      </w:r>
+      <w:proofErr w:type="spellEnd"/>
+      <w:r>
+        <w:t>, eliminating the single largest cost that sank the first attempt. Tuition and service fees are collected upfront with no exceptions. The curriculum has been narrowed to seven high-yield tracks, dropping hairdressing and adding Data Analytics. Training is now the primary business, with repair work treated as a secondary, founder-controlled task rather than a competing storefront. Partnerships will be formalized in writing before any student is placed. Marketing has shifted to a deliberate, multi-channel digital strategy built on real evidence of the school's work, not improvised signage.</w:t>
+      </w:r>
+    </w:p>
+    <w:p>
+      <w:pPr>
+        <w:numPr>
+          <w:ilvl w:val="0"/>
+          <w:numId w:val="13"/>
+        </w:numPr>
+      </w:pPr>
+      <w:r>
+        <w:t>ATC's founder is, in this sense, the institution's first proof of concept: someone who tested self-reliance under real failure, diagnosed the causes with discipline rather than excuses, and rebuilt a stronger, leaner model — the same transformation the institution now exists to produce in its students.</w:t>
+      </w:r>
+    </w:p>
+    <w:p>
+      <w:pPr>
+        <w:numPr>
+          <w:ilvl w:val="0"/>
+          <w:numId w:val="13"/>
+        </w:numPr>
+        <w:rPr>
+          <w:b/>
+          <w:bCs/>
+        </w:rPr>
+      </w:pPr>
+      <w:r>
+        <w:rPr>
+          <w:rFonts w:ascii="Segoe UI Emoji" w:hAnsi="Segoe UI Emoji" w:cs="Segoe UI Emoji"/>
+          <w:b/>
+          <w:bCs/>
+        </w:rPr>
+        <w:t>📌</w:t>
+      </w:r>
+      <w:r>
+        <w:rPr>
+          <w:b/>
+          <w:bCs/>
+        </w:rPr>
+        <w:t xml:space="preserve"> Chapter 1 Summary</w:t>
+      </w:r>
+    </w:p>
+    <w:p>
+      <w:pPr>
+        <w:numPr>
+          <w:ilvl w:val="0"/>
+          <w:numId w:val="13"/>
+        </w:numPr>
+      </w:pPr>
+      <w:r>
+        <w:t>Abba Technical College is a skills-to-income institution, tested and refined through real-world experience, built to solve the gap between education and employment in South Sudan through intensive, practical, and affordable technical training — led by a founder who has personally lived the failure-to-resilience journey the institution now teaches.</w:t>
+      </w:r>
+    </w:p>
+    <w:p>
+      <w:pPr>
+        <w:numPr>
+          <w:ilvl w:val="0"/>
+          <w:numId w:val="13"/>
+        </w:numPr>
+      </w:pPr>
+      <w:r>
+        <w:pict w14:anchorId="379F5CD0">
+          <v:rect id="_x0000_i1052" style="width:0;height:1.5pt" o:hralign="center" o:hrstd="t" o:hr="t" fillcolor="#a0a0a0" stroked="f"/>
+        </w:pict>
+      </w:r>
+    </w:p>
+    <w:p>
+      <w:pPr>
+        <w:numPr>
+          <w:ilvl w:val="0"/>
+          <w:numId w:val="13"/>
+        </w:numPr>
+      </w:pPr>
+      <w:r>
+        <w:rPr>
+          <w:i/>
+          <w:iCs/>
+        </w:rPr>
+        <w:t>End of Chapter 1. Next: Chapter 2 — Market Analysis &amp; Competitive Positioning.</w:t>
+      </w:r>
+    </w:p>
+    <w:p>
+      <w:pPr>
+        <w:numPr>
+          <w:ilvl w:val="0"/>
+          <w:numId w:val="13"/>
+        </w:numPr>
+      </w:pPr>
+      <w:r>
+        <w:t xml:space="preserve"> earners </w:t>
+      </w:r>
+    </w:p>
+    <w:p>
+      <w:pPr>
+        <w:numPr>
+          <w:ilvl w:val="0"/>
+          <w:numId w:val="13"/>
+        </w:numPr>
       </w:pPr>
       <w:r>
         <w:t xml:space="preserve">Reduce household economic pressure </w:t>
@@ -3195,6 +4582,7 @@
         </w:numPr>
       </w:pPr>
       <w:r>
+        <w:lastRenderedPageBreak/>
         <w:t xml:space="preserve">Enable graduates to support siblings and families </w:t>
       </w:r>
     </w:p>
@@ -3229,7 +4617,7 @@
     <w:p>
       <w:r>
         <w:pict w14:anchorId="5D9631E8">
-          <v:rect id="_x0000_i1120" style="width:0;height:1.5pt" o:hralign="center" o:hrstd="t" o:hr="t" fillcolor="#a0a0a0" stroked="f"/>
+          <v:rect id="_x0000_i1036" style="width:0;height:1.5pt" o:hralign="center" o:hrstd="t" o:hr="t" fillcolor="#a0a0a0" stroked="f"/>
         </w:pict>
       </w:r>
     </w:p>
@@ -3300,7 +4688,7 @@
     <w:p>
       <w:r>
         <w:pict w14:anchorId="6605753C">
-          <v:rect id="_x0000_i1121" style="width:0;height:1.5pt" o:hralign="center" o:hrstd="t" o:hr="t" fillcolor="#a0a0a0" stroked="f"/>
+          <v:rect id="_x0000_i1037" style="width:0;height:1.5pt" o:hralign="center" o:hrstd="t" o:hr="t" fillcolor="#a0a0a0" stroked="f"/>
         </w:pict>
       </w:r>
     </w:p>
@@ -3327,7 +4715,7 @@
     <w:p>
       <w:r>
         <w:pict w14:anchorId="7A6F6479">
-          <v:rect id="_x0000_i1122" style="width:0;height:1.5pt" o:hralign="center" o:hrstd="t" o:hr="t" fillcolor="#a0a0a0" stroked="f"/>
+          <v:rect id="_x0000_i1038" style="width:0;height:1.5pt" o:hralign="center" o:hrstd="t" o:hr="t" fillcolor="#a0a0a0" stroked="f"/>
         </w:pict>
       </w:r>
     </w:p>
@@ -3356,7 +4744,6 @@
     </w:p>
     <w:p>
       <w:r>
-        <w:lastRenderedPageBreak/>
         <w:t xml:space="preserve">Abba Technical College is a </w:t>
       </w:r>
       <w:r>
@@ -3533,6 +4920,155 @@
     </w:lvl>
   </w:abstractNum>
   <w:abstractNum w:abstractNumId="1" w15:restartNumberingAfterBreak="0">
+    <w:nsid w:val="010256BD"/>
+    <w:multiLevelType w:val="multilevel"/>
+    <w:tmpl w:val="D36C8E82"/>
+    <w:lvl w:ilvl="0">
+      <w:start w:val="1"/>
+      <w:numFmt w:val="bullet"/>
+      <w:lvlText w:val=""/>
+      <w:lvlJc w:val="left"/>
+      <w:pPr>
+        <w:tabs>
+          <w:tab w:val="num" w:pos="720"/>
+        </w:tabs>
+        <w:ind w:left="720" w:hanging="360"/>
+      </w:pPr>
+      <w:rPr>
+        <w:rFonts w:ascii="Symbol" w:hAnsi="Symbol" w:hint="default"/>
+        <w:sz w:val="20"/>
+      </w:rPr>
+    </w:lvl>
+    <w:lvl w:ilvl="1" w:tentative="1">
+      <w:start w:val="1"/>
+      <w:numFmt w:val="bullet"/>
+      <w:lvlText w:val="o"/>
+      <w:lvlJc w:val="left"/>
+      <w:pPr>
+        <w:tabs>
+          <w:tab w:val="num" w:pos="1440"/>
+        </w:tabs>
+        <w:ind w:left="1440" w:hanging="360"/>
+      </w:pPr>
+      <w:rPr>
+        <w:rFonts w:ascii="Courier New" w:hAnsi="Courier New" w:hint="default"/>
+        <w:sz w:val="20"/>
+      </w:rPr>
+    </w:lvl>
+    <w:lvl w:ilvl="2" w:tentative="1">
+      <w:start w:val="1"/>
+      <w:numFmt w:val="bullet"/>
+      <w:lvlText w:val=""/>
+      <w:lvlJc w:val="left"/>
+      <w:pPr>
+        <w:tabs>
+          <w:tab w:val="num" w:pos="2160"/>
+        </w:tabs>
+        <w:ind w:left="2160" w:hanging="360"/>
+      </w:pPr>
+      <w:rPr>
+        <w:rFonts w:ascii="Wingdings" w:hAnsi="Wingdings" w:hint="default"/>
+        <w:sz w:val="20"/>
+      </w:rPr>
+    </w:lvl>
+    <w:lvl w:ilvl="3" w:tentative="1">
+      <w:start w:val="1"/>
+      <w:numFmt w:val="bullet"/>
+      <w:lvlText w:val=""/>
+      <w:lvlJc w:val="left"/>
+      <w:pPr>
+        <w:tabs>
+          <w:tab w:val="num" w:pos="2880"/>
+        </w:tabs>
+        <w:ind w:left="2880" w:hanging="360"/>
+      </w:pPr>
+      <w:rPr>
+        <w:rFonts w:ascii="Wingdings" w:hAnsi="Wingdings" w:hint="default"/>
+        <w:sz w:val="20"/>
+      </w:rPr>
+    </w:lvl>
+    <w:lvl w:ilvl="4" w:tentative="1">
+      <w:start w:val="1"/>
+      <w:numFmt w:val="bullet"/>
+      <w:lvlText w:val=""/>
+      <w:lvlJc w:val="left"/>
+      <w:pPr>
+        <w:tabs>
+          <w:tab w:val="num" w:pos="3600"/>
+        </w:tabs>
+        <w:ind w:left="3600" w:hanging="360"/>
+      </w:pPr>
+      <w:rPr>
+        <w:rFonts w:ascii="Wingdings" w:hAnsi="Wingdings" w:hint="default"/>
+        <w:sz w:val="20"/>
+      </w:rPr>
+    </w:lvl>
+    <w:lvl w:ilvl="5" w:tentative="1">
+      <w:start w:val="1"/>
+      <w:numFmt w:val="bullet"/>
+      <w:lvlText w:val=""/>
+      <w:lvlJc w:val="left"/>
+      <w:pPr>
+        <w:tabs>
+          <w:tab w:val="num" w:pos="4320"/>
+        </w:tabs>
+        <w:ind w:left="4320" w:hanging="360"/>
+      </w:pPr>
+      <w:rPr>
+        <w:rFonts w:ascii="Wingdings" w:hAnsi="Wingdings" w:hint="default"/>
+        <w:sz w:val="20"/>
+      </w:rPr>
+    </w:lvl>
+    <w:lvl w:ilvl="6" w:tentative="1">
+      <w:start w:val="1"/>
+      <w:numFmt w:val="bullet"/>
+      <w:lvlText w:val=""/>
+      <w:lvlJc w:val="left"/>
+      <w:pPr>
+        <w:tabs>
+          <w:tab w:val="num" w:pos="5040"/>
+        </w:tabs>
+        <w:ind w:left="5040" w:hanging="360"/>
+      </w:pPr>
+      <w:rPr>
+        <w:rFonts w:ascii="Wingdings" w:hAnsi="Wingdings" w:hint="default"/>
+        <w:sz w:val="20"/>
+      </w:rPr>
+    </w:lvl>
+    <w:lvl w:ilvl="7" w:tentative="1">
+      <w:start w:val="1"/>
+      <w:numFmt w:val="bullet"/>
+      <w:lvlText w:val=""/>
+      <w:lvlJc w:val="left"/>
+      <w:pPr>
+        <w:tabs>
+          <w:tab w:val="num" w:pos="5760"/>
+        </w:tabs>
+        <w:ind w:left="5760" w:hanging="360"/>
+      </w:pPr>
+      <w:rPr>
+        <w:rFonts w:ascii="Wingdings" w:hAnsi="Wingdings" w:hint="default"/>
+        <w:sz w:val="20"/>
+      </w:rPr>
+    </w:lvl>
+    <w:lvl w:ilvl="8" w:tentative="1">
+      <w:start w:val="1"/>
+      <w:numFmt w:val="bullet"/>
+      <w:lvlText w:val=""/>
+      <w:lvlJc w:val="left"/>
+      <w:pPr>
+        <w:tabs>
+          <w:tab w:val="num" w:pos="6480"/>
+        </w:tabs>
+        <w:ind w:left="6480" w:hanging="360"/>
+      </w:pPr>
+      <w:rPr>
+        <w:rFonts w:ascii="Wingdings" w:hAnsi="Wingdings" w:hint="default"/>
+        <w:sz w:val="20"/>
+      </w:rPr>
+    </w:lvl>
+  </w:abstractNum>
+  <w:abstractNum w:abstractNumId="2" w15:restartNumberingAfterBreak="0">
     <w:nsid w:val="0D3B360B"/>
     <w:multiLevelType w:val="multilevel"/>
     <w:tmpl w:val="E960C60C"/>
@@ -3681,7 +5217,7 @@
       </w:rPr>
     </w:lvl>
   </w:abstractNum>
-  <w:abstractNum w:abstractNumId="2" w15:restartNumberingAfterBreak="0">
+  <w:abstractNum w:abstractNumId="3" w15:restartNumberingAfterBreak="0">
     <w:nsid w:val="0DE2389A"/>
     <w:multiLevelType w:val="multilevel"/>
     <w:tmpl w:val="798A3EE6"/>
@@ -3830,7 +5366,7 @@
       </w:rPr>
     </w:lvl>
   </w:abstractNum>
-  <w:abstractNum w:abstractNumId="3" w15:restartNumberingAfterBreak="0">
+  <w:abstractNum w:abstractNumId="4" w15:restartNumberingAfterBreak="0">
     <w:nsid w:val="10FF335D"/>
     <w:multiLevelType w:val="multilevel"/>
     <w:tmpl w:val="6B9E1814"/>
@@ -3979,7 +5515,305 @@
       </w:rPr>
     </w:lvl>
   </w:abstractNum>
-  <w:abstractNum w:abstractNumId="4" w15:restartNumberingAfterBreak="0">
+  <w:abstractNum w:abstractNumId="5" w15:restartNumberingAfterBreak="0">
+    <w:nsid w:val="23937C98"/>
+    <w:multiLevelType w:val="multilevel"/>
+    <w:tmpl w:val="345273F2"/>
+    <w:lvl w:ilvl="0">
+      <w:start w:val="1"/>
+      <w:numFmt w:val="bullet"/>
+      <w:lvlText w:val=""/>
+      <w:lvlJc w:val="left"/>
+      <w:pPr>
+        <w:tabs>
+          <w:tab w:val="num" w:pos="720"/>
+        </w:tabs>
+        <w:ind w:left="720" w:hanging="360"/>
+      </w:pPr>
+      <w:rPr>
+        <w:rFonts w:ascii="Symbol" w:hAnsi="Symbol" w:hint="default"/>
+        <w:sz w:val="20"/>
+      </w:rPr>
+    </w:lvl>
+    <w:lvl w:ilvl="1" w:tentative="1">
+      <w:start w:val="1"/>
+      <w:numFmt w:val="bullet"/>
+      <w:lvlText w:val="o"/>
+      <w:lvlJc w:val="left"/>
+      <w:pPr>
+        <w:tabs>
+          <w:tab w:val="num" w:pos="1440"/>
+        </w:tabs>
+        <w:ind w:left="1440" w:hanging="360"/>
+      </w:pPr>
+      <w:rPr>
+        <w:rFonts w:ascii="Courier New" w:hAnsi="Courier New" w:hint="default"/>
+        <w:sz w:val="20"/>
+      </w:rPr>
+    </w:lvl>
+    <w:lvl w:ilvl="2" w:tentative="1">
+      <w:start w:val="1"/>
+      <w:numFmt w:val="bullet"/>
+      <w:lvlText w:val=""/>
+      <w:lvlJc w:val="left"/>
+      <w:pPr>
+        <w:tabs>
+          <w:tab w:val="num" w:pos="2160"/>
+        </w:tabs>
+        <w:ind w:left="2160" w:hanging="360"/>
+      </w:pPr>
+      <w:rPr>
+        <w:rFonts w:ascii="Wingdings" w:hAnsi="Wingdings" w:hint="default"/>
+        <w:sz w:val="20"/>
+      </w:rPr>
+    </w:lvl>
+    <w:lvl w:ilvl="3" w:tentative="1">
+      <w:start w:val="1"/>
+      <w:numFmt w:val="bullet"/>
+      <w:lvlText w:val=""/>
+      <w:lvlJc w:val="left"/>
+      <w:pPr>
+        <w:tabs>
+          <w:tab w:val="num" w:pos="2880"/>
+        </w:tabs>
+        <w:ind w:left="2880" w:hanging="360"/>
+      </w:pPr>
+      <w:rPr>
+        <w:rFonts w:ascii="Wingdings" w:hAnsi="Wingdings" w:hint="default"/>
+        <w:sz w:val="20"/>
+      </w:rPr>
+    </w:lvl>
+    <w:lvl w:ilvl="4" w:tentative="1">
+      <w:start w:val="1"/>
+      <w:numFmt w:val="bullet"/>
+      <w:lvlText w:val=""/>
+      <w:lvlJc w:val="left"/>
+      <w:pPr>
+        <w:tabs>
+          <w:tab w:val="num" w:pos="3600"/>
+        </w:tabs>
+        <w:ind w:left="3600" w:hanging="360"/>
+      </w:pPr>
+      <w:rPr>
+        <w:rFonts w:ascii="Wingdings" w:hAnsi="Wingdings" w:hint="default"/>
+        <w:sz w:val="20"/>
+      </w:rPr>
+    </w:lvl>
+    <w:lvl w:ilvl="5" w:tentative="1">
+      <w:start w:val="1"/>
+      <w:numFmt w:val="bullet"/>
+      <w:lvlText w:val=""/>
+      <w:lvlJc w:val="left"/>
+      <w:pPr>
+        <w:tabs>
+          <w:tab w:val="num" w:pos="4320"/>
+        </w:tabs>
+        <w:ind w:left="4320" w:hanging="360"/>
+      </w:pPr>
+      <w:rPr>
+        <w:rFonts w:ascii="Wingdings" w:hAnsi="Wingdings" w:hint="default"/>
+        <w:sz w:val="20"/>
+      </w:rPr>
+    </w:lvl>
+    <w:lvl w:ilvl="6" w:tentative="1">
+      <w:start w:val="1"/>
+      <w:numFmt w:val="bullet"/>
+      <w:lvlText w:val=""/>
+      <w:lvlJc w:val="left"/>
+      <w:pPr>
+        <w:tabs>
+          <w:tab w:val="num" w:pos="5040"/>
+        </w:tabs>
+        <w:ind w:left="5040" w:hanging="360"/>
+      </w:pPr>
+      <w:rPr>
+        <w:rFonts w:ascii="Wingdings" w:hAnsi="Wingdings" w:hint="default"/>
+        <w:sz w:val="20"/>
+      </w:rPr>
+    </w:lvl>
+    <w:lvl w:ilvl="7" w:tentative="1">
+      <w:start w:val="1"/>
+      <w:numFmt w:val="bullet"/>
+      <w:lvlText w:val=""/>
+      <w:lvlJc w:val="left"/>
+      <w:pPr>
+        <w:tabs>
+          <w:tab w:val="num" w:pos="5760"/>
+        </w:tabs>
+        <w:ind w:left="5760" w:hanging="360"/>
+      </w:pPr>
+      <w:rPr>
+        <w:rFonts w:ascii="Wingdings" w:hAnsi="Wingdings" w:hint="default"/>
+        <w:sz w:val="20"/>
+      </w:rPr>
+    </w:lvl>
+    <w:lvl w:ilvl="8" w:tentative="1">
+      <w:start w:val="1"/>
+      <w:numFmt w:val="bullet"/>
+      <w:lvlText w:val=""/>
+      <w:lvlJc w:val="left"/>
+      <w:pPr>
+        <w:tabs>
+          <w:tab w:val="num" w:pos="6480"/>
+        </w:tabs>
+        <w:ind w:left="6480" w:hanging="360"/>
+      </w:pPr>
+      <w:rPr>
+        <w:rFonts w:ascii="Wingdings" w:hAnsi="Wingdings" w:hint="default"/>
+        <w:sz w:val="20"/>
+      </w:rPr>
+    </w:lvl>
+  </w:abstractNum>
+  <w:abstractNum w:abstractNumId="6" w15:restartNumberingAfterBreak="0">
+    <w:nsid w:val="310F4A11"/>
+    <w:multiLevelType w:val="multilevel"/>
+    <w:tmpl w:val="7FE85C24"/>
+    <w:lvl w:ilvl="0">
+      <w:start w:val="1"/>
+      <w:numFmt w:val="bullet"/>
+      <w:lvlText w:val=""/>
+      <w:lvlJc w:val="left"/>
+      <w:pPr>
+        <w:tabs>
+          <w:tab w:val="num" w:pos="720"/>
+        </w:tabs>
+        <w:ind w:left="720" w:hanging="360"/>
+      </w:pPr>
+      <w:rPr>
+        <w:rFonts w:ascii="Symbol" w:hAnsi="Symbol" w:hint="default"/>
+        <w:sz w:val="20"/>
+      </w:rPr>
+    </w:lvl>
+    <w:lvl w:ilvl="1" w:tentative="1">
+      <w:start w:val="1"/>
+      <w:numFmt w:val="bullet"/>
+      <w:lvlText w:val="o"/>
+      <w:lvlJc w:val="left"/>
+      <w:pPr>
+        <w:tabs>
+          <w:tab w:val="num" w:pos="1440"/>
+        </w:tabs>
+        <w:ind w:left="1440" w:hanging="360"/>
+      </w:pPr>
+      <w:rPr>
+        <w:rFonts w:ascii="Courier New" w:hAnsi="Courier New" w:hint="default"/>
+        <w:sz w:val="20"/>
+      </w:rPr>
+    </w:lvl>
+    <w:lvl w:ilvl="2" w:tentative="1">
+      <w:start w:val="1"/>
+      <w:numFmt w:val="bullet"/>
+      <w:lvlText w:val=""/>
+      <w:lvlJc w:val="left"/>
+      <w:pPr>
+        <w:tabs>
+          <w:tab w:val="num" w:pos="2160"/>
+        </w:tabs>
+        <w:ind w:left="2160" w:hanging="360"/>
+      </w:pPr>
+      <w:rPr>
+        <w:rFonts w:ascii="Wingdings" w:hAnsi="Wingdings" w:hint="default"/>
+        <w:sz w:val="20"/>
+      </w:rPr>
+    </w:lvl>
+    <w:lvl w:ilvl="3" w:tentative="1">
+      <w:start w:val="1"/>
+      <w:numFmt w:val="bullet"/>
+      <w:lvlText w:val=""/>
+      <w:lvlJc w:val="left"/>
+      <w:pPr>
+        <w:tabs>
+          <w:tab w:val="num" w:pos="2880"/>
+        </w:tabs>
+        <w:ind w:left="2880" w:hanging="360"/>
+      </w:pPr>
+      <w:rPr>
+        <w:rFonts w:ascii="Wingdings" w:hAnsi="Wingdings" w:hint="default"/>
+        <w:sz w:val="20"/>
+      </w:rPr>
+    </w:lvl>
+    <w:lvl w:ilvl="4" w:tentative="1">
+      <w:start w:val="1"/>
+      <w:numFmt w:val="bullet"/>
+      <w:lvlText w:val=""/>
+      <w:lvlJc w:val="left"/>
+      <w:pPr>
+        <w:tabs>
+          <w:tab w:val="num" w:pos="3600"/>
+        </w:tabs>
+        <w:ind w:left="3600" w:hanging="360"/>
+      </w:pPr>
+      <w:rPr>
+        <w:rFonts w:ascii="Wingdings" w:hAnsi="Wingdings" w:hint="default"/>
+        <w:sz w:val="20"/>
+      </w:rPr>
+    </w:lvl>
+    <w:lvl w:ilvl="5" w:tentative="1">
+      <w:start w:val="1"/>
+      <w:numFmt w:val="bullet"/>
+      <w:lvlText w:val=""/>
+      <w:lvlJc w:val="left"/>
+      <w:pPr>
+        <w:tabs>
+          <w:tab w:val="num" w:pos="4320"/>
+        </w:tabs>
+        <w:ind w:left="4320" w:hanging="360"/>
+      </w:pPr>
+      <w:rPr>
+        <w:rFonts w:ascii="Wingdings" w:hAnsi="Wingdings" w:hint="default"/>
+        <w:sz w:val="20"/>
+      </w:rPr>
+    </w:lvl>
+    <w:lvl w:ilvl="6" w:tentative="1">
+      <w:start w:val="1"/>
+      <w:numFmt w:val="bullet"/>
+      <w:lvlText w:val=""/>
+      <w:lvlJc w:val="left"/>
+      <w:pPr>
+        <w:tabs>
+          <w:tab w:val="num" w:pos="5040"/>
+        </w:tabs>
+        <w:ind w:left="5040" w:hanging="360"/>
+      </w:pPr>
+      <w:rPr>
+        <w:rFonts w:ascii="Wingdings" w:hAnsi="Wingdings" w:hint="default"/>
+        <w:sz w:val="20"/>
+      </w:rPr>
+    </w:lvl>
+    <w:lvl w:ilvl="7" w:tentative="1">
+      <w:start w:val="1"/>
+      <w:numFmt w:val="bullet"/>
+      <w:lvlText w:val=""/>
+      <w:lvlJc w:val="left"/>
+      <w:pPr>
+        <w:tabs>
+          <w:tab w:val="num" w:pos="5760"/>
+        </w:tabs>
+        <w:ind w:left="5760" w:hanging="360"/>
+      </w:pPr>
+      <w:rPr>
+        <w:rFonts w:ascii="Wingdings" w:hAnsi="Wingdings" w:hint="default"/>
+        <w:sz w:val="20"/>
+      </w:rPr>
+    </w:lvl>
+    <w:lvl w:ilvl="8" w:tentative="1">
+      <w:start w:val="1"/>
+      <w:numFmt w:val="bullet"/>
+      <w:lvlText w:val=""/>
+      <w:lvlJc w:val="left"/>
+      <w:pPr>
+        <w:tabs>
+          <w:tab w:val="num" w:pos="6480"/>
+        </w:tabs>
+        <w:ind w:left="6480" w:hanging="360"/>
+      </w:pPr>
+      <w:rPr>
+        <w:rFonts w:ascii="Wingdings" w:hAnsi="Wingdings" w:hint="default"/>
+        <w:sz w:val="20"/>
+      </w:rPr>
+    </w:lvl>
+  </w:abstractNum>
+  <w:abstractNum w:abstractNumId="7" w15:restartNumberingAfterBreak="0">
     <w:nsid w:val="3502497F"/>
     <w:multiLevelType w:val="multilevel"/>
     <w:tmpl w:val="7CDA404A"/>
@@ -4092,7 +5926,567 @@
       </w:pPr>
     </w:lvl>
   </w:abstractNum>
-  <w:abstractNum w:abstractNumId="5" w15:restartNumberingAfterBreak="0">
+  <w:abstractNum w:abstractNumId="8" w15:restartNumberingAfterBreak="0">
+    <w:nsid w:val="380F5BBB"/>
+    <w:multiLevelType w:val="multilevel"/>
+    <w:tmpl w:val="AD7023B4"/>
+    <w:lvl w:ilvl="0">
+      <w:start w:val="1"/>
+      <w:numFmt w:val="bullet"/>
+      <w:lvlText w:val=""/>
+      <w:lvlJc w:val="left"/>
+      <w:pPr>
+        <w:tabs>
+          <w:tab w:val="num" w:pos="720"/>
+        </w:tabs>
+        <w:ind w:left="720" w:hanging="360"/>
+      </w:pPr>
+      <w:rPr>
+        <w:rFonts w:ascii="Symbol" w:hAnsi="Symbol" w:hint="default"/>
+        <w:sz w:val="20"/>
+      </w:rPr>
+    </w:lvl>
+    <w:lvl w:ilvl="1" w:tentative="1">
+      <w:start w:val="1"/>
+      <w:numFmt w:val="bullet"/>
+      <w:lvlText w:val="o"/>
+      <w:lvlJc w:val="left"/>
+      <w:pPr>
+        <w:tabs>
+          <w:tab w:val="num" w:pos="1440"/>
+        </w:tabs>
+        <w:ind w:left="1440" w:hanging="360"/>
+      </w:pPr>
+      <w:rPr>
+        <w:rFonts w:ascii="Courier New" w:hAnsi="Courier New" w:hint="default"/>
+        <w:sz w:val="20"/>
+      </w:rPr>
+    </w:lvl>
+    <w:lvl w:ilvl="2" w:tentative="1">
+      <w:start w:val="1"/>
+      <w:numFmt w:val="bullet"/>
+      <w:lvlText w:val=""/>
+      <w:lvlJc w:val="left"/>
+      <w:pPr>
+        <w:tabs>
+          <w:tab w:val="num" w:pos="2160"/>
+        </w:tabs>
+        <w:ind w:left="2160" w:hanging="360"/>
+      </w:pPr>
+      <w:rPr>
+        <w:rFonts w:ascii="Wingdings" w:hAnsi="Wingdings" w:hint="default"/>
+        <w:sz w:val="20"/>
+      </w:rPr>
+    </w:lvl>
+    <w:lvl w:ilvl="3" w:tentative="1">
+      <w:start w:val="1"/>
+      <w:numFmt w:val="bullet"/>
+      <w:lvlText w:val=""/>
+      <w:lvlJc w:val="left"/>
+      <w:pPr>
+        <w:tabs>
+          <w:tab w:val="num" w:pos="2880"/>
+        </w:tabs>
+        <w:ind w:left="2880" w:hanging="360"/>
+      </w:pPr>
+      <w:rPr>
+        <w:rFonts w:ascii="Wingdings" w:hAnsi="Wingdings" w:hint="default"/>
+        <w:sz w:val="20"/>
+      </w:rPr>
+    </w:lvl>
+    <w:lvl w:ilvl="4" w:tentative="1">
+      <w:start w:val="1"/>
+      <w:numFmt w:val="bullet"/>
+      <w:lvlText w:val=""/>
+      <w:lvlJc w:val="left"/>
+      <w:pPr>
+        <w:tabs>
+          <w:tab w:val="num" w:pos="3600"/>
+        </w:tabs>
+        <w:ind w:left="3600" w:hanging="360"/>
+      </w:pPr>
+      <w:rPr>
+        <w:rFonts w:ascii="Wingdings" w:hAnsi="Wingdings" w:hint="default"/>
+        <w:sz w:val="20"/>
+      </w:rPr>
+    </w:lvl>
+    <w:lvl w:ilvl="5" w:tentative="1">
+      <w:start w:val="1"/>
+      <w:numFmt w:val="bullet"/>
+      <w:lvlText w:val=""/>
+      <w:lvlJc w:val="left"/>
+      <w:pPr>
+        <w:tabs>
+          <w:tab w:val="num" w:pos="4320"/>
+        </w:tabs>
+        <w:ind w:left="4320" w:hanging="360"/>
+      </w:pPr>
+      <w:rPr>
+        <w:rFonts w:ascii="Wingdings" w:hAnsi="Wingdings" w:hint="default"/>
+        <w:sz w:val="20"/>
+      </w:rPr>
+    </w:lvl>
+    <w:lvl w:ilvl="6" w:tentative="1">
+      <w:start w:val="1"/>
+      <w:numFmt w:val="bullet"/>
+      <w:lvlText w:val=""/>
+      <w:lvlJc w:val="left"/>
+      <w:pPr>
+        <w:tabs>
+          <w:tab w:val="num" w:pos="5040"/>
+        </w:tabs>
+        <w:ind w:left="5040" w:hanging="360"/>
+      </w:pPr>
+      <w:rPr>
+        <w:rFonts w:ascii="Wingdings" w:hAnsi="Wingdings" w:hint="default"/>
+        <w:sz w:val="20"/>
+      </w:rPr>
+    </w:lvl>
+    <w:lvl w:ilvl="7" w:tentative="1">
+      <w:start w:val="1"/>
+      <w:numFmt w:val="bullet"/>
+      <w:lvlText w:val=""/>
+      <w:lvlJc w:val="left"/>
+      <w:pPr>
+        <w:tabs>
+          <w:tab w:val="num" w:pos="5760"/>
+        </w:tabs>
+        <w:ind w:left="5760" w:hanging="360"/>
+      </w:pPr>
+      <w:rPr>
+        <w:rFonts w:ascii="Wingdings" w:hAnsi="Wingdings" w:hint="default"/>
+        <w:sz w:val="20"/>
+      </w:rPr>
+    </w:lvl>
+    <w:lvl w:ilvl="8" w:tentative="1">
+      <w:start w:val="1"/>
+      <w:numFmt w:val="bullet"/>
+      <w:lvlText w:val=""/>
+      <w:lvlJc w:val="left"/>
+      <w:pPr>
+        <w:tabs>
+          <w:tab w:val="num" w:pos="6480"/>
+        </w:tabs>
+        <w:ind w:left="6480" w:hanging="360"/>
+      </w:pPr>
+      <w:rPr>
+        <w:rFonts w:ascii="Wingdings" w:hAnsi="Wingdings" w:hint="default"/>
+        <w:sz w:val="20"/>
+      </w:rPr>
+    </w:lvl>
+  </w:abstractNum>
+  <w:abstractNum w:abstractNumId="9" w15:restartNumberingAfterBreak="0">
+    <w:nsid w:val="40CA4B3C"/>
+    <w:multiLevelType w:val="multilevel"/>
+    <w:tmpl w:val="278A1D86"/>
+    <w:lvl w:ilvl="0">
+      <w:start w:val="1"/>
+      <w:numFmt w:val="decimal"/>
+      <w:lvlText w:val="%1."/>
+      <w:lvlJc w:val="left"/>
+      <w:pPr>
+        <w:tabs>
+          <w:tab w:val="num" w:pos="720"/>
+        </w:tabs>
+        <w:ind w:left="720" w:hanging="360"/>
+      </w:pPr>
+    </w:lvl>
+    <w:lvl w:ilvl="1" w:tentative="1">
+      <w:start w:val="1"/>
+      <w:numFmt w:val="decimal"/>
+      <w:lvlText w:val="%2."/>
+      <w:lvlJc w:val="left"/>
+      <w:pPr>
+        <w:tabs>
+          <w:tab w:val="num" w:pos="1440"/>
+        </w:tabs>
+        <w:ind w:left="1440" w:hanging="360"/>
+      </w:pPr>
+    </w:lvl>
+    <w:lvl w:ilvl="2" w:tentative="1">
+      <w:start w:val="1"/>
+      <w:numFmt w:val="decimal"/>
+      <w:lvlText w:val="%3."/>
+      <w:lvlJc w:val="left"/>
+      <w:pPr>
+        <w:tabs>
+          <w:tab w:val="num" w:pos="2160"/>
+        </w:tabs>
+        <w:ind w:left="2160" w:hanging="360"/>
+      </w:pPr>
+    </w:lvl>
+    <w:lvl w:ilvl="3" w:tentative="1">
+      <w:start w:val="1"/>
+      <w:numFmt w:val="decimal"/>
+      <w:lvlText w:val="%4."/>
+      <w:lvlJc w:val="left"/>
+      <w:pPr>
+        <w:tabs>
+          <w:tab w:val="num" w:pos="2880"/>
+        </w:tabs>
+        <w:ind w:left="2880" w:hanging="360"/>
+      </w:pPr>
+    </w:lvl>
+    <w:lvl w:ilvl="4" w:tentative="1">
+      <w:start w:val="1"/>
+      <w:numFmt w:val="decimal"/>
+      <w:lvlText w:val="%5."/>
+      <w:lvlJc w:val="left"/>
+      <w:pPr>
+        <w:tabs>
+          <w:tab w:val="num" w:pos="3600"/>
+        </w:tabs>
+        <w:ind w:left="3600" w:hanging="360"/>
+      </w:pPr>
+    </w:lvl>
+    <w:lvl w:ilvl="5" w:tentative="1">
+      <w:start w:val="1"/>
+      <w:numFmt w:val="decimal"/>
+      <w:lvlText w:val="%6."/>
+      <w:lvlJc w:val="left"/>
+      <w:pPr>
+        <w:tabs>
+          <w:tab w:val="num" w:pos="4320"/>
+        </w:tabs>
+        <w:ind w:left="4320" w:hanging="360"/>
+      </w:pPr>
+    </w:lvl>
+    <w:lvl w:ilvl="6" w:tentative="1">
+      <w:start w:val="1"/>
+      <w:numFmt w:val="decimal"/>
+      <w:lvlText w:val="%7."/>
+      <w:lvlJc w:val="left"/>
+      <w:pPr>
+        <w:tabs>
+          <w:tab w:val="num" w:pos="5040"/>
+        </w:tabs>
+        <w:ind w:left="5040" w:hanging="360"/>
+      </w:pPr>
+    </w:lvl>
+    <w:lvl w:ilvl="7" w:tentative="1">
+      <w:start w:val="1"/>
+      <w:numFmt w:val="decimal"/>
+      <w:lvlText w:val="%8."/>
+      <w:lvlJc w:val="left"/>
+      <w:pPr>
+        <w:tabs>
+          <w:tab w:val="num" w:pos="5760"/>
+        </w:tabs>
+        <w:ind w:left="5760" w:hanging="360"/>
+      </w:pPr>
+    </w:lvl>
+    <w:lvl w:ilvl="8" w:tentative="1">
+      <w:start w:val="1"/>
+      <w:numFmt w:val="decimal"/>
+      <w:lvlText w:val="%9."/>
+      <w:lvlJc w:val="left"/>
+      <w:pPr>
+        <w:tabs>
+          <w:tab w:val="num" w:pos="6480"/>
+        </w:tabs>
+        <w:ind w:left="6480" w:hanging="360"/>
+      </w:pPr>
+    </w:lvl>
+  </w:abstractNum>
+  <w:abstractNum w:abstractNumId="10" w15:restartNumberingAfterBreak="0">
+    <w:nsid w:val="41CC63E7"/>
+    <w:multiLevelType w:val="multilevel"/>
+    <w:tmpl w:val="DF6CE012"/>
+    <w:lvl w:ilvl="0">
+      <w:start w:val="1"/>
+      <w:numFmt w:val="bullet"/>
+      <w:lvlText w:val=""/>
+      <w:lvlJc w:val="left"/>
+      <w:pPr>
+        <w:tabs>
+          <w:tab w:val="num" w:pos="720"/>
+        </w:tabs>
+        <w:ind w:left="720" w:hanging="360"/>
+      </w:pPr>
+      <w:rPr>
+        <w:rFonts w:ascii="Symbol" w:hAnsi="Symbol" w:hint="default"/>
+        <w:sz w:val="20"/>
+      </w:rPr>
+    </w:lvl>
+    <w:lvl w:ilvl="1" w:tentative="1">
+      <w:start w:val="1"/>
+      <w:numFmt w:val="bullet"/>
+      <w:lvlText w:val="o"/>
+      <w:lvlJc w:val="left"/>
+      <w:pPr>
+        <w:tabs>
+          <w:tab w:val="num" w:pos="1440"/>
+        </w:tabs>
+        <w:ind w:left="1440" w:hanging="360"/>
+      </w:pPr>
+      <w:rPr>
+        <w:rFonts w:ascii="Courier New" w:hAnsi="Courier New" w:hint="default"/>
+        <w:sz w:val="20"/>
+      </w:rPr>
+    </w:lvl>
+    <w:lvl w:ilvl="2" w:tentative="1">
+      <w:start w:val="1"/>
+      <w:numFmt w:val="bullet"/>
+      <w:lvlText w:val=""/>
+      <w:lvlJc w:val="left"/>
+      <w:pPr>
+        <w:tabs>
+          <w:tab w:val="num" w:pos="2160"/>
+        </w:tabs>
+        <w:ind w:left="2160" w:hanging="360"/>
+      </w:pPr>
+      <w:rPr>
+        <w:rFonts w:ascii="Wingdings" w:hAnsi="Wingdings" w:hint="default"/>
+        <w:sz w:val="20"/>
+      </w:rPr>
+    </w:lvl>
+    <w:lvl w:ilvl="3" w:tentative="1">
+      <w:start w:val="1"/>
+      <w:numFmt w:val="bullet"/>
+      <w:lvlText w:val=""/>
+      <w:lvlJc w:val="left"/>
+      <w:pPr>
+        <w:tabs>
+          <w:tab w:val="num" w:pos="2880"/>
+        </w:tabs>
+        <w:ind w:left="2880" w:hanging="360"/>
+      </w:pPr>
+      <w:rPr>
+        <w:rFonts w:ascii="Wingdings" w:hAnsi="Wingdings" w:hint="default"/>
+        <w:sz w:val="20"/>
+      </w:rPr>
+    </w:lvl>
+    <w:lvl w:ilvl="4" w:tentative="1">
+      <w:start w:val="1"/>
+      <w:numFmt w:val="bullet"/>
+      <w:lvlText w:val=""/>
+      <w:lvlJc w:val="left"/>
+      <w:pPr>
+        <w:tabs>
+          <w:tab w:val="num" w:pos="3600"/>
+        </w:tabs>
+        <w:ind w:left="3600" w:hanging="360"/>
+      </w:pPr>
+      <w:rPr>
+        <w:rFonts w:ascii="Wingdings" w:hAnsi="Wingdings" w:hint="default"/>
+        <w:sz w:val="20"/>
+      </w:rPr>
+    </w:lvl>
+    <w:lvl w:ilvl="5" w:tentative="1">
+      <w:start w:val="1"/>
+      <w:numFmt w:val="bullet"/>
+      <w:lvlText w:val=""/>
+      <w:lvlJc w:val="left"/>
+      <w:pPr>
+        <w:tabs>
+          <w:tab w:val="num" w:pos="4320"/>
+        </w:tabs>
+        <w:ind w:left="4320" w:hanging="360"/>
+      </w:pPr>
+      <w:rPr>
+        <w:rFonts w:ascii="Wingdings" w:hAnsi="Wingdings" w:hint="default"/>
+        <w:sz w:val="20"/>
+      </w:rPr>
+    </w:lvl>
+    <w:lvl w:ilvl="6" w:tentative="1">
+      <w:start w:val="1"/>
+      <w:numFmt w:val="bullet"/>
+      <w:lvlText w:val=""/>
+      <w:lvlJc w:val="left"/>
+      <w:pPr>
+        <w:tabs>
+          <w:tab w:val="num" w:pos="5040"/>
+        </w:tabs>
+        <w:ind w:left="5040" w:hanging="360"/>
+      </w:pPr>
+      <w:rPr>
+        <w:rFonts w:ascii="Wingdings" w:hAnsi="Wingdings" w:hint="default"/>
+        <w:sz w:val="20"/>
+      </w:rPr>
+    </w:lvl>
+    <w:lvl w:ilvl="7" w:tentative="1">
+      <w:start w:val="1"/>
+      <w:numFmt w:val="bullet"/>
+      <w:lvlText w:val=""/>
+      <w:lvlJc w:val="left"/>
+      <w:pPr>
+        <w:tabs>
+          <w:tab w:val="num" w:pos="5760"/>
+        </w:tabs>
+        <w:ind w:left="5760" w:hanging="360"/>
+      </w:pPr>
+      <w:rPr>
+        <w:rFonts w:ascii="Wingdings" w:hAnsi="Wingdings" w:hint="default"/>
+        <w:sz w:val="20"/>
+      </w:rPr>
+    </w:lvl>
+    <w:lvl w:ilvl="8" w:tentative="1">
+      <w:start w:val="1"/>
+      <w:numFmt w:val="bullet"/>
+      <w:lvlText w:val=""/>
+      <w:lvlJc w:val="left"/>
+      <w:pPr>
+        <w:tabs>
+          <w:tab w:val="num" w:pos="6480"/>
+        </w:tabs>
+        <w:ind w:left="6480" w:hanging="360"/>
+      </w:pPr>
+      <w:rPr>
+        <w:rFonts w:ascii="Wingdings" w:hAnsi="Wingdings" w:hint="default"/>
+        <w:sz w:val="20"/>
+      </w:rPr>
+    </w:lvl>
+  </w:abstractNum>
+  <w:abstractNum w:abstractNumId="11" w15:restartNumberingAfterBreak="0">
+    <w:nsid w:val="4259014A"/>
+    <w:multiLevelType w:val="multilevel"/>
+    <w:tmpl w:val="26B08350"/>
+    <w:lvl w:ilvl="0">
+      <w:start w:val="1"/>
+      <w:numFmt w:val="bullet"/>
+      <w:lvlText w:val=""/>
+      <w:lvlJc w:val="left"/>
+      <w:pPr>
+        <w:tabs>
+          <w:tab w:val="num" w:pos="720"/>
+        </w:tabs>
+        <w:ind w:left="720" w:hanging="360"/>
+      </w:pPr>
+      <w:rPr>
+        <w:rFonts w:ascii="Symbol" w:hAnsi="Symbol" w:hint="default"/>
+        <w:sz w:val="20"/>
+      </w:rPr>
+    </w:lvl>
+    <w:lvl w:ilvl="1" w:tentative="1">
+      <w:start w:val="1"/>
+      <w:numFmt w:val="bullet"/>
+      <w:lvlText w:val="o"/>
+      <w:lvlJc w:val="left"/>
+      <w:pPr>
+        <w:tabs>
+          <w:tab w:val="num" w:pos="1440"/>
+        </w:tabs>
+        <w:ind w:left="1440" w:hanging="360"/>
+      </w:pPr>
+      <w:rPr>
+        <w:rFonts w:ascii="Courier New" w:hAnsi="Courier New" w:hint="default"/>
+        <w:sz w:val="20"/>
+      </w:rPr>
+    </w:lvl>
+    <w:lvl w:ilvl="2" w:tentative="1">
+      <w:start w:val="1"/>
+      <w:numFmt w:val="bullet"/>
+      <w:lvlText w:val=""/>
+      <w:lvlJc w:val="left"/>
+      <w:pPr>
+        <w:tabs>
+          <w:tab w:val="num" w:pos="2160"/>
+        </w:tabs>
+        <w:ind w:left="2160" w:hanging="360"/>
+      </w:pPr>
+      <w:rPr>
+        <w:rFonts w:ascii="Wingdings" w:hAnsi="Wingdings" w:hint="default"/>
+        <w:sz w:val="20"/>
+      </w:rPr>
+    </w:lvl>
+    <w:lvl w:ilvl="3" w:tentative="1">
+      <w:start w:val="1"/>
+      <w:numFmt w:val="bullet"/>
+      <w:lvlText w:val=""/>
+      <w:lvlJc w:val="left"/>
+      <w:pPr>
+        <w:tabs>
+          <w:tab w:val="num" w:pos="2880"/>
+        </w:tabs>
+        <w:ind w:left="2880" w:hanging="360"/>
+      </w:pPr>
+      <w:rPr>
+        <w:rFonts w:ascii="Wingdings" w:hAnsi="Wingdings" w:hint="default"/>
+        <w:sz w:val="20"/>
+      </w:rPr>
+    </w:lvl>
+    <w:lvl w:ilvl="4" w:tentative="1">
+      <w:start w:val="1"/>
+      <w:numFmt w:val="bullet"/>
+      <w:lvlText w:val=""/>
+      <w:lvlJc w:val="left"/>
+      <w:pPr>
+        <w:tabs>
+          <w:tab w:val="num" w:pos="3600"/>
+        </w:tabs>
+        <w:ind w:left="3600" w:hanging="360"/>
+      </w:pPr>
+      <w:rPr>
+        <w:rFonts w:ascii="Wingdings" w:hAnsi="Wingdings" w:hint="default"/>
+        <w:sz w:val="20"/>
+      </w:rPr>
+    </w:lvl>
+    <w:lvl w:ilvl="5" w:tentative="1">
+      <w:start w:val="1"/>
+      <w:numFmt w:val="bullet"/>
+      <w:lvlText w:val=""/>
+      <w:lvlJc w:val="left"/>
+      <w:pPr>
+        <w:tabs>
+          <w:tab w:val="num" w:pos="4320"/>
+        </w:tabs>
+        <w:ind w:left="4320" w:hanging="360"/>
+      </w:pPr>
+      <w:rPr>
+        <w:rFonts w:ascii="Wingdings" w:hAnsi="Wingdings" w:hint="default"/>
+        <w:sz w:val="20"/>
+      </w:rPr>
+    </w:lvl>
+    <w:lvl w:ilvl="6" w:tentative="1">
+      <w:start w:val="1"/>
+      <w:numFmt w:val="bullet"/>
+      <w:lvlText w:val=""/>
+      <w:lvlJc w:val="left"/>
+      <w:pPr>
+        <w:tabs>
+          <w:tab w:val="num" w:pos="5040"/>
+        </w:tabs>
+        <w:ind w:left="5040" w:hanging="360"/>
+      </w:pPr>
+      <w:rPr>
+        <w:rFonts w:ascii="Wingdings" w:hAnsi="Wingdings" w:hint="default"/>
+        <w:sz w:val="20"/>
+      </w:rPr>
+    </w:lvl>
+    <w:lvl w:ilvl="7" w:tentative="1">
+      <w:start w:val="1"/>
+      <w:numFmt w:val="bullet"/>
+      <w:lvlText w:val=""/>
+      <w:lvlJc w:val="left"/>
+      <w:pPr>
+        <w:tabs>
+          <w:tab w:val="num" w:pos="5760"/>
+        </w:tabs>
+        <w:ind w:left="5760" w:hanging="360"/>
+      </w:pPr>
+      <w:rPr>
+        <w:rFonts w:ascii="Wingdings" w:hAnsi="Wingdings" w:hint="default"/>
+        <w:sz w:val="20"/>
+      </w:rPr>
+    </w:lvl>
+    <w:lvl w:ilvl="8" w:tentative="1">
+      <w:start w:val="1"/>
+      <w:numFmt w:val="bullet"/>
+      <w:lvlText w:val=""/>
+      <w:lvlJc w:val="left"/>
+      <w:pPr>
+        <w:tabs>
+          <w:tab w:val="num" w:pos="6480"/>
+        </w:tabs>
+        <w:ind w:left="6480" w:hanging="360"/>
+      </w:pPr>
+      <w:rPr>
+        <w:rFonts w:ascii="Wingdings" w:hAnsi="Wingdings" w:hint="default"/>
+        <w:sz w:val="20"/>
+      </w:rPr>
+    </w:lvl>
+  </w:abstractNum>
+  <w:abstractNum w:abstractNumId="12" w15:restartNumberingAfterBreak="0">
     <w:nsid w:val="4CCF55CD"/>
     <w:multiLevelType w:val="multilevel"/>
     <w:tmpl w:val="B6C2B39E"/>
@@ -4241,7 +6635,7 @@
       </w:rPr>
     </w:lvl>
   </w:abstractNum>
-  <w:abstractNum w:abstractNumId="6" w15:restartNumberingAfterBreak="0">
+  <w:abstractNum w:abstractNumId="13" w15:restartNumberingAfterBreak="0">
     <w:nsid w:val="53D258CE"/>
     <w:multiLevelType w:val="multilevel"/>
     <w:tmpl w:val="22021A3A"/>
@@ -4390,7 +6784,7 @@
       </w:rPr>
     </w:lvl>
   </w:abstractNum>
-  <w:abstractNum w:abstractNumId="7" w15:restartNumberingAfterBreak="0">
+  <w:abstractNum w:abstractNumId="14" w15:restartNumberingAfterBreak="0">
     <w:nsid w:val="58736BE1"/>
     <w:multiLevelType w:val="multilevel"/>
     <w:tmpl w:val="A8A06E7E"/>
@@ -4539,7 +6933,7 @@
       </w:rPr>
     </w:lvl>
   </w:abstractNum>
-  <w:abstractNum w:abstractNumId="8" w15:restartNumberingAfterBreak="0">
+  <w:abstractNum w:abstractNumId="15" w15:restartNumberingAfterBreak="0">
     <w:nsid w:val="58910A04"/>
     <w:multiLevelType w:val="multilevel"/>
     <w:tmpl w:val="C7ACC456"/>
@@ -4688,7 +7082,7 @@
       </w:rPr>
     </w:lvl>
   </w:abstractNum>
-  <w:abstractNum w:abstractNumId="9" w15:restartNumberingAfterBreak="0">
+  <w:abstractNum w:abstractNumId="16" w15:restartNumberingAfterBreak="0">
     <w:nsid w:val="58A32BDE"/>
     <w:multiLevelType w:val="multilevel"/>
     <w:tmpl w:val="2BE4439C"/>
@@ -4837,7 +7231,7 @@
       </w:rPr>
     </w:lvl>
   </w:abstractNum>
-  <w:abstractNum w:abstractNumId="10" w15:restartNumberingAfterBreak="0">
+  <w:abstractNum w:abstractNumId="17" w15:restartNumberingAfterBreak="0">
     <w:nsid w:val="58AB5901"/>
     <w:multiLevelType w:val="multilevel"/>
     <w:tmpl w:val="6582B4A6"/>
@@ -4986,7 +7380,7 @@
       </w:rPr>
     </w:lvl>
   </w:abstractNum>
-  <w:abstractNum w:abstractNumId="11" w15:restartNumberingAfterBreak="0">
+  <w:abstractNum w:abstractNumId="18" w15:restartNumberingAfterBreak="0">
     <w:nsid w:val="5B050A3B"/>
     <w:multiLevelType w:val="multilevel"/>
     <w:tmpl w:val="3D8202F4"/>
@@ -5135,7 +7529,7 @@
       </w:rPr>
     </w:lvl>
   </w:abstractNum>
-  <w:abstractNum w:abstractNumId="12" w15:restartNumberingAfterBreak="0">
+  <w:abstractNum w:abstractNumId="19" w15:restartNumberingAfterBreak="0">
     <w:nsid w:val="5D012F40"/>
     <w:multiLevelType w:val="multilevel"/>
     <w:tmpl w:val="BB60FB68"/>
@@ -5248,7 +7642,7 @@
       </w:pPr>
     </w:lvl>
   </w:abstractNum>
-  <w:abstractNum w:abstractNumId="13" w15:restartNumberingAfterBreak="0">
+  <w:abstractNum w:abstractNumId="20" w15:restartNumberingAfterBreak="0">
     <w:nsid w:val="60AF564C"/>
     <w:multiLevelType w:val="multilevel"/>
     <w:tmpl w:val="CBB21910"/>
@@ -5397,7 +7791,156 @@
       </w:rPr>
     </w:lvl>
   </w:abstractNum>
-  <w:abstractNum w:abstractNumId="14" w15:restartNumberingAfterBreak="0">
+  <w:abstractNum w:abstractNumId="21" w15:restartNumberingAfterBreak="0">
+    <w:nsid w:val="66977876"/>
+    <w:multiLevelType w:val="multilevel"/>
+    <w:tmpl w:val="109691C8"/>
+    <w:lvl w:ilvl="0">
+      <w:start w:val="1"/>
+      <w:numFmt w:val="bullet"/>
+      <w:lvlText w:val=""/>
+      <w:lvlJc w:val="left"/>
+      <w:pPr>
+        <w:tabs>
+          <w:tab w:val="num" w:pos="720"/>
+        </w:tabs>
+        <w:ind w:left="720" w:hanging="360"/>
+      </w:pPr>
+      <w:rPr>
+        <w:rFonts w:ascii="Symbol" w:hAnsi="Symbol" w:hint="default"/>
+        <w:sz w:val="20"/>
+      </w:rPr>
+    </w:lvl>
+    <w:lvl w:ilvl="1" w:tentative="1">
+      <w:start w:val="1"/>
+      <w:numFmt w:val="bullet"/>
+      <w:lvlText w:val="o"/>
+      <w:lvlJc w:val="left"/>
+      <w:pPr>
+        <w:tabs>
+          <w:tab w:val="num" w:pos="1440"/>
+        </w:tabs>
+        <w:ind w:left="1440" w:hanging="360"/>
+      </w:pPr>
+      <w:rPr>
+        <w:rFonts w:ascii="Courier New" w:hAnsi="Courier New" w:hint="default"/>
+        <w:sz w:val="20"/>
+      </w:rPr>
+    </w:lvl>
+    <w:lvl w:ilvl="2" w:tentative="1">
+      <w:start w:val="1"/>
+      <w:numFmt w:val="bullet"/>
+      <w:lvlText w:val=""/>
+      <w:lvlJc w:val="left"/>
+      <w:pPr>
+        <w:tabs>
+          <w:tab w:val="num" w:pos="2160"/>
+        </w:tabs>
+        <w:ind w:left="2160" w:hanging="360"/>
+      </w:pPr>
+      <w:rPr>
+        <w:rFonts w:ascii="Wingdings" w:hAnsi="Wingdings" w:hint="default"/>
+        <w:sz w:val="20"/>
+      </w:rPr>
+    </w:lvl>
+    <w:lvl w:ilvl="3" w:tentative="1">
+      <w:start w:val="1"/>
+      <w:numFmt w:val="bullet"/>
+      <w:lvlText w:val=""/>
+      <w:lvlJc w:val="left"/>
+      <w:pPr>
+        <w:tabs>
+          <w:tab w:val="num" w:pos="2880"/>
+        </w:tabs>
+        <w:ind w:left="2880" w:hanging="360"/>
+      </w:pPr>
+      <w:rPr>
+        <w:rFonts w:ascii="Wingdings" w:hAnsi="Wingdings" w:hint="default"/>
+        <w:sz w:val="20"/>
+      </w:rPr>
+    </w:lvl>
+    <w:lvl w:ilvl="4" w:tentative="1">
+      <w:start w:val="1"/>
+      <w:numFmt w:val="bullet"/>
+      <w:lvlText w:val=""/>
+      <w:lvlJc w:val="left"/>
+      <w:pPr>
+        <w:tabs>
+          <w:tab w:val="num" w:pos="3600"/>
+        </w:tabs>
+        <w:ind w:left="3600" w:hanging="360"/>
+      </w:pPr>
+      <w:rPr>
+        <w:rFonts w:ascii="Wingdings" w:hAnsi="Wingdings" w:hint="default"/>
+        <w:sz w:val="20"/>
+      </w:rPr>
+    </w:lvl>
+    <w:lvl w:ilvl="5" w:tentative="1">
+      <w:start w:val="1"/>
+      <w:numFmt w:val="bullet"/>
+      <w:lvlText w:val=""/>
+      <w:lvlJc w:val="left"/>
+      <w:pPr>
+        <w:tabs>
+          <w:tab w:val="num" w:pos="4320"/>
+        </w:tabs>
+        <w:ind w:left="4320" w:hanging="360"/>
+      </w:pPr>
+      <w:rPr>
+        <w:rFonts w:ascii="Wingdings" w:hAnsi="Wingdings" w:hint="default"/>
+        <w:sz w:val="20"/>
+      </w:rPr>
+    </w:lvl>
+    <w:lvl w:ilvl="6" w:tentative="1">
+      <w:start w:val="1"/>
+      <w:numFmt w:val="bullet"/>
+      <w:lvlText w:val=""/>
+      <w:lvlJc w:val="left"/>
+      <w:pPr>
+        <w:tabs>
+          <w:tab w:val="num" w:pos="5040"/>
+        </w:tabs>
+        <w:ind w:left="5040" w:hanging="360"/>
+      </w:pPr>
+      <w:rPr>
+        <w:rFonts w:ascii="Wingdings" w:hAnsi="Wingdings" w:hint="default"/>
+        <w:sz w:val="20"/>
+      </w:rPr>
+    </w:lvl>
+    <w:lvl w:ilvl="7" w:tentative="1">
+      <w:start w:val="1"/>
+      <w:numFmt w:val="bullet"/>
+      <w:lvlText w:val=""/>
+      <w:lvlJc w:val="left"/>
+      <w:pPr>
+        <w:tabs>
+          <w:tab w:val="num" w:pos="5760"/>
+        </w:tabs>
+        <w:ind w:left="5760" w:hanging="360"/>
+      </w:pPr>
+      <w:rPr>
+        <w:rFonts w:ascii="Wingdings" w:hAnsi="Wingdings" w:hint="default"/>
+        <w:sz w:val="20"/>
+      </w:rPr>
+    </w:lvl>
+    <w:lvl w:ilvl="8" w:tentative="1">
+      <w:start w:val="1"/>
+      <w:numFmt w:val="bullet"/>
+      <w:lvlText w:val=""/>
+      <w:lvlJc w:val="left"/>
+      <w:pPr>
+        <w:tabs>
+          <w:tab w:val="num" w:pos="6480"/>
+        </w:tabs>
+        <w:ind w:left="6480" w:hanging="360"/>
+      </w:pPr>
+      <w:rPr>
+        <w:rFonts w:ascii="Wingdings" w:hAnsi="Wingdings" w:hint="default"/>
+        <w:sz w:val="20"/>
+      </w:rPr>
+    </w:lvl>
+  </w:abstractNum>
+  <w:abstractNum w:abstractNumId="22" w15:restartNumberingAfterBreak="0">
     <w:nsid w:val="6AFB6B9C"/>
     <w:multiLevelType w:val="multilevel"/>
     <w:tmpl w:val="1EAE6254"/>
@@ -5546,10 +8089,159 @@
       </w:rPr>
     </w:lvl>
   </w:abstractNum>
-  <w:abstractNum w:abstractNumId="15" w15:restartNumberingAfterBreak="0">
+  <w:abstractNum w:abstractNumId="23" w15:restartNumberingAfterBreak="0">
     <w:nsid w:val="6FE0454F"/>
     <w:multiLevelType w:val="multilevel"/>
     <w:tmpl w:val="6360C54C"/>
+    <w:lvl w:ilvl="0">
+      <w:start w:val="1"/>
+      <w:numFmt w:val="bullet"/>
+      <w:lvlText w:val=""/>
+      <w:lvlJc w:val="left"/>
+      <w:pPr>
+        <w:tabs>
+          <w:tab w:val="num" w:pos="720"/>
+        </w:tabs>
+        <w:ind w:left="720" w:hanging="360"/>
+      </w:pPr>
+      <w:rPr>
+        <w:rFonts w:ascii="Symbol" w:hAnsi="Symbol" w:hint="default"/>
+        <w:sz w:val="20"/>
+      </w:rPr>
+    </w:lvl>
+    <w:lvl w:ilvl="1" w:tentative="1">
+      <w:start w:val="1"/>
+      <w:numFmt w:val="bullet"/>
+      <w:lvlText w:val="o"/>
+      <w:lvlJc w:val="left"/>
+      <w:pPr>
+        <w:tabs>
+          <w:tab w:val="num" w:pos="1440"/>
+        </w:tabs>
+        <w:ind w:left="1440" w:hanging="360"/>
+      </w:pPr>
+      <w:rPr>
+        <w:rFonts w:ascii="Courier New" w:hAnsi="Courier New" w:hint="default"/>
+        <w:sz w:val="20"/>
+      </w:rPr>
+    </w:lvl>
+    <w:lvl w:ilvl="2" w:tentative="1">
+      <w:start w:val="1"/>
+      <w:numFmt w:val="bullet"/>
+      <w:lvlText w:val=""/>
+      <w:lvlJc w:val="left"/>
+      <w:pPr>
+        <w:tabs>
+          <w:tab w:val="num" w:pos="2160"/>
+        </w:tabs>
+        <w:ind w:left="2160" w:hanging="360"/>
+      </w:pPr>
+      <w:rPr>
+        <w:rFonts w:ascii="Wingdings" w:hAnsi="Wingdings" w:hint="default"/>
+        <w:sz w:val="20"/>
+      </w:rPr>
+    </w:lvl>
+    <w:lvl w:ilvl="3" w:tentative="1">
+      <w:start w:val="1"/>
+      <w:numFmt w:val="bullet"/>
+      <w:lvlText w:val=""/>
+      <w:lvlJc w:val="left"/>
+      <w:pPr>
+        <w:tabs>
+          <w:tab w:val="num" w:pos="2880"/>
+        </w:tabs>
+        <w:ind w:left="2880" w:hanging="360"/>
+      </w:pPr>
+      <w:rPr>
+        <w:rFonts w:ascii="Wingdings" w:hAnsi="Wingdings" w:hint="default"/>
+        <w:sz w:val="20"/>
+      </w:rPr>
+    </w:lvl>
+    <w:lvl w:ilvl="4" w:tentative="1">
+      <w:start w:val="1"/>
+      <w:numFmt w:val="bullet"/>
+      <w:lvlText w:val=""/>
+      <w:lvlJc w:val="left"/>
+      <w:pPr>
+        <w:tabs>
+          <w:tab w:val="num" w:pos="3600"/>
+        </w:tabs>
+        <w:ind w:left="3600" w:hanging="360"/>
+      </w:pPr>
+      <w:rPr>
+        <w:rFonts w:ascii="Wingdings" w:hAnsi="Wingdings" w:hint="default"/>
+        <w:sz w:val="20"/>
+      </w:rPr>
+    </w:lvl>
+    <w:lvl w:ilvl="5" w:tentative="1">
+      <w:start w:val="1"/>
+      <w:numFmt w:val="bullet"/>
+      <w:lvlText w:val=""/>
+      <w:lvlJc w:val="left"/>
+      <w:pPr>
+        <w:tabs>
+          <w:tab w:val="num" w:pos="4320"/>
+        </w:tabs>
+        <w:ind w:left="4320" w:hanging="360"/>
+      </w:pPr>
+      <w:rPr>
+        <w:rFonts w:ascii="Wingdings" w:hAnsi="Wingdings" w:hint="default"/>
+        <w:sz w:val="20"/>
+      </w:rPr>
+    </w:lvl>
+    <w:lvl w:ilvl="6" w:tentative="1">
+      <w:start w:val="1"/>
+      <w:numFmt w:val="bullet"/>
+      <w:lvlText w:val=""/>
+      <w:lvlJc w:val="left"/>
+      <w:pPr>
+        <w:tabs>
+          <w:tab w:val="num" w:pos="5040"/>
+        </w:tabs>
+        <w:ind w:left="5040" w:hanging="360"/>
+      </w:pPr>
+      <w:rPr>
+        <w:rFonts w:ascii="Wingdings" w:hAnsi="Wingdings" w:hint="default"/>
+        <w:sz w:val="20"/>
+      </w:rPr>
+    </w:lvl>
+    <w:lvl w:ilvl="7" w:tentative="1">
+      <w:start w:val="1"/>
+      <w:numFmt w:val="bullet"/>
+      <w:lvlText w:val=""/>
+      <w:lvlJc w:val="left"/>
+      <w:pPr>
+        <w:tabs>
+          <w:tab w:val="num" w:pos="5760"/>
+        </w:tabs>
+        <w:ind w:left="5760" w:hanging="360"/>
+      </w:pPr>
+      <w:rPr>
+        <w:rFonts w:ascii="Wingdings" w:hAnsi="Wingdings" w:hint="default"/>
+        <w:sz w:val="20"/>
+      </w:rPr>
+    </w:lvl>
+    <w:lvl w:ilvl="8" w:tentative="1">
+      <w:start w:val="1"/>
+      <w:numFmt w:val="bullet"/>
+      <w:lvlText w:val=""/>
+      <w:lvlJc w:val="left"/>
+      <w:pPr>
+        <w:tabs>
+          <w:tab w:val="num" w:pos="6480"/>
+        </w:tabs>
+        <w:ind w:left="6480" w:hanging="360"/>
+      </w:pPr>
+      <w:rPr>
+        <w:rFonts w:ascii="Wingdings" w:hAnsi="Wingdings" w:hint="default"/>
+        <w:sz w:val="20"/>
+      </w:rPr>
+    </w:lvl>
+  </w:abstractNum>
+  <w:abstractNum w:abstractNumId="24" w15:restartNumberingAfterBreak="0">
+    <w:nsid w:val="797E2390"/>
+    <w:multiLevelType w:val="multilevel"/>
+    <w:tmpl w:val="20D01E4C"/>
     <w:lvl w:ilvl="0">
       <w:start w:val="1"/>
       <w:numFmt w:val="bullet"/>
@@ -5699,49 +8391,76 @@
     <w:abstractNumId w:val="0"/>
   </w:num>
   <w:num w:numId="2" w16cid:durableId="292564313">
+    <w:abstractNumId w:val="16"/>
+  </w:num>
+  <w:num w:numId="3" w16cid:durableId="1165240264">
+    <w:abstractNumId w:val="19"/>
+  </w:num>
+  <w:num w:numId="4" w16cid:durableId="1679884497">
+    <w:abstractNumId w:val="18"/>
+  </w:num>
+  <w:num w:numId="5" w16cid:durableId="1200360981">
+    <w:abstractNumId w:val="13"/>
+  </w:num>
+  <w:num w:numId="6" w16cid:durableId="2364277">
+    <w:abstractNumId w:val="20"/>
+  </w:num>
+  <w:num w:numId="7" w16cid:durableId="1684282386">
+    <w:abstractNumId w:val="7"/>
+  </w:num>
+  <w:num w:numId="8" w16cid:durableId="851183858">
+    <w:abstractNumId w:val="3"/>
+  </w:num>
+  <w:num w:numId="9" w16cid:durableId="404763644">
+    <w:abstractNumId w:val="4"/>
+  </w:num>
+  <w:num w:numId="10" w16cid:durableId="939684586">
+    <w:abstractNumId w:val="2"/>
+  </w:num>
+  <w:num w:numId="11" w16cid:durableId="1856919309">
+    <w:abstractNumId w:val="17"/>
+  </w:num>
+  <w:num w:numId="12" w16cid:durableId="1764955776">
+    <w:abstractNumId w:val="15"/>
+  </w:num>
+  <w:num w:numId="13" w16cid:durableId="789394858">
+    <w:abstractNumId w:val="14"/>
+  </w:num>
+  <w:num w:numId="14" w16cid:durableId="1381132071">
+    <w:abstractNumId w:val="22"/>
+  </w:num>
+  <w:num w:numId="15" w16cid:durableId="1390228811">
+    <w:abstractNumId w:val="23"/>
+  </w:num>
+  <w:num w:numId="16" w16cid:durableId="723408551">
+    <w:abstractNumId w:val="12"/>
+  </w:num>
+  <w:num w:numId="17" w16cid:durableId="466776026">
+    <w:abstractNumId w:val="6"/>
+  </w:num>
+  <w:num w:numId="18" w16cid:durableId="1871914457">
     <w:abstractNumId w:val="9"/>
   </w:num>
-  <w:num w:numId="3" w16cid:durableId="1165240264">
-    <w:abstractNumId w:val="12"/>
+  <w:num w:numId="19" w16cid:durableId="1007826056">
+    <w:abstractNumId w:val="5"/>
   </w:num>
-  <w:num w:numId="4" w16cid:durableId="1679884497">
+  <w:num w:numId="20" w16cid:durableId="1284385409">
+    <w:abstractNumId w:val="24"/>
+  </w:num>
+  <w:num w:numId="21" w16cid:durableId="37897459">
     <w:abstractNumId w:val="11"/>
   </w:num>
-  <w:num w:numId="5" w16cid:durableId="1200360981">
-    <w:abstractNumId w:val="6"/>
+  <w:num w:numId="22" w16cid:durableId="611859599">
+    <w:abstractNumId w:val="21"/>
   </w:num>
-  <w:num w:numId="6" w16cid:durableId="2364277">
-    <w:abstractNumId w:val="13"/>
-  </w:num>
-  <w:num w:numId="7" w16cid:durableId="1684282386">
-    <w:abstractNumId w:val="4"/>
-  </w:num>
-  <w:num w:numId="8" w16cid:durableId="851183858">
-    <w:abstractNumId w:val="2"/>
-  </w:num>
-  <w:num w:numId="9" w16cid:durableId="404763644">
-    <w:abstractNumId w:val="3"/>
-  </w:num>
-  <w:num w:numId="10" w16cid:durableId="939684586">
+  <w:num w:numId="23" w16cid:durableId="1471364441">
     <w:abstractNumId w:val="1"/>
   </w:num>
-  <w:num w:numId="11" w16cid:durableId="1856919309">
+  <w:num w:numId="24" w16cid:durableId="1495954707">
     <w:abstractNumId w:val="10"/>
   </w:num>
-  <w:num w:numId="12" w16cid:durableId="1764955776">
+  <w:num w:numId="25" w16cid:durableId="146752748">
     <w:abstractNumId w:val="8"/>
-  </w:num>
-  <w:num w:numId="13" w16cid:durableId="789394858">
-    <w:abstractNumId w:val="7"/>
-  </w:num>
-  <w:num w:numId="14" w16cid:durableId="1381132071">
-    <w:abstractNumId w:val="14"/>
-  </w:num>
-  <w:num w:numId="15" w16cid:durableId="1390228811">
-    <w:abstractNumId w:val="15"/>
-  </w:num>
-  <w:num w:numId="16" w16cid:durableId="723408551">
-    <w:abstractNumId w:val="5"/>
   </w:num>
 </w:numbering>
 </file>

--- a/Business plan.docx
+++ b/Business plan.docx
@@ -55,189 +55,195 @@
           <w:b/>
           <w:bCs/>
         </w:rPr>
-        <w:t>Planned Satellite Operations:</w:t>
-      </w:r>
-      <w:r>
-        <w:t xml:space="preserve"> </w:t>
+        <w:t>Founder &amp; Managing Director:</w:t>
+      </w:r>
+      <w:r>
+        <w:t xml:space="preserve"> [Your Name]</w:t>
+      </w:r>
+    </w:p>
+    <w:p>
+      <w:r>
+        <w:rPr>
+          <w:b/>
+          <w:bCs/>
+        </w:rPr>
+        <w:t>Planning Horizon:</w:t>
+      </w:r>
+      <w:r>
+        <w:t xml:space="preserve"> 2026 – 2031</w:t>
+      </w:r>
+    </w:p>
+    <w:p>
+      <w:pPr>
+        <w:rPr>
+          <w:b/>
+          <w:bCs/>
+        </w:rPr>
+      </w:pPr>
+      <w:r>
+        <w:rPr>
+          <w:b/>
+          <w:bCs/>
+        </w:rPr>
+        <w:t>1. STRATEGIC POSITIONING &amp; MARKET FRAMEWORK</w:t>
+      </w:r>
+    </w:p>
+    <w:p>
+      <w:pPr>
+        <w:rPr>
+          <w:b/>
+          <w:bCs/>
+        </w:rPr>
+      </w:pPr>
+      <w:r>
+        <w:rPr>
+          <w:b/>
+          <w:bCs/>
+        </w:rPr>
+        <w:t>1.1 The Local Macroeconomic Reality</w:t>
+      </w:r>
+    </w:p>
+    <w:p>
+      <w:r>
+        <w:t>The business landscape in Juba is operating in a high-inflation environment. Rising costs of transport, food, and rent mean traditional, multi-year university degrees are no longer economically viable for the average family. Parents and youth require highly intensive, compressed 6-month pipelines that teach hard, immediately monetizable skills capable of bringing foreign currency (USD) back into the household.</w:t>
+      </w:r>
+    </w:p>
+    <w:p>
+      <w:pPr>
+        <w:rPr>
+          <w:b/>
+          <w:bCs/>
+        </w:rPr>
+      </w:pPr>
+      <w:r>
+        <w:rPr>
+          <w:b/>
+          <w:bCs/>
+        </w:rPr>
+        <w:t>1.2 The Elite Boutique Model</w:t>
+      </w:r>
+    </w:p>
+    <w:p>
+      <w:r>
+        <w:t xml:space="preserve">Abba Technical College completely rejects the overcrowded, low-fee classroom model used by traditional vocational centers in Juba, which leads to damaged tools and poor discipline. We enforce an </w:t>
+      </w:r>
+      <w:r>
+        <w:rPr>
+          <w:b/>
+          <w:bCs/>
+        </w:rPr>
+        <w:t>Elite Boutique Structure</w:t>
+      </w:r>
+      <w:r>
+        <w:t>:</w:t>
+      </w:r>
+    </w:p>
+    <w:p>
+      <w:pPr>
+        <w:numPr>
+          <w:ilvl w:val="0"/>
+          <w:numId w:val="1"/>
+        </w:numPr>
+      </w:pPr>
+      <w:r>
+        <w:rPr>
+          <w:b/>
+          <w:bCs/>
+        </w:rPr>
+        <w:t>Intake Caps:</w:t>
+      </w:r>
+      <w:r>
+        <w:t xml:space="preserve"> Class sizes are strictly limited to </w:t>
+      </w:r>
+      <w:r>
+        <w:rPr>
+          <w:b/>
+          <w:bCs/>
+        </w:rPr>
+        <w:t>3 to 5 elite students</w:t>
+      </w:r>
+      <w:r>
+        <w:t xml:space="preserve"> per course track.</w:t>
+      </w:r>
+    </w:p>
+    <w:p>
+      <w:pPr>
+        <w:numPr>
+          <w:ilvl w:val="0"/>
+          <w:numId w:val="1"/>
+        </w:numPr>
+      </w:pPr>
+      <w:r>
+        <w:rPr>
+          <w:b/>
+          <w:bCs/>
+        </w:rPr>
+        <w:t>Premium Value Signatures:</w:t>
+      </w:r>
+      <w:r>
+        <w:t xml:space="preserve"> Lower student counts allow us to maintain a clean, prestigious, highly focused learning environment that attracts serious, paying families.</w:t>
+      </w:r>
+    </w:p>
+    <w:p>
+      <w:pPr>
+        <w:rPr>
+          <w:b/>
+          <w:bCs/>
+        </w:rPr>
+      </w:pPr>
+      <w:r>
+        <w:rPr>
+          <w:b/>
+          <w:bCs/>
+        </w:rPr>
+        <w:t>2. DECENTRALIZED OPERATIONS (HUB-AND-SPOKE)</w:t>
+      </w:r>
+    </w:p>
+    <w:p>
+      <w:r>
+        <w:t>To completely eliminate massive upfront capital expenditures (</w:t>
       </w:r>
       <w:proofErr w:type="spellStart"/>
       <w:r>
-        <w:t>Munuki</w:t>
+        <w:t>CapEx</w:t>
       </w:r>
       <w:proofErr w:type="spellEnd"/>
       <w:r>
-        <w:t xml:space="preserve"> &amp; </w:t>
+        <w:t>) for heavy machinery and studio assets, the college utilizes an asset-light, decentralized framework:</w:t>
+      </w:r>
+    </w:p>
+    <w:p>
+      <w:pPr>
+        <w:numPr>
+          <w:ilvl w:val="0"/>
+          <w:numId w:val="2"/>
+        </w:numPr>
+      </w:pPr>
+      <w:r>
+        <w:rPr>
+          <w:b/>
+          <w:bCs/>
+        </w:rPr>
+        <w:t xml:space="preserve">The Central Hub (Highland </w:t>
       </w:r>
       <w:proofErr w:type="spellStart"/>
       <w:r>
-        <w:t>Gudele</w:t>
+        <w:rPr>
+          <w:b/>
+          <w:bCs/>
+        </w:rPr>
+        <w:t>Sherikat</w:t>
       </w:r>
       <w:proofErr w:type="spellEnd"/>
       <w:r>
-        <w:t xml:space="preserve"> Hubs</w:t>
-      </w:r>
-    </w:p>
-    <w:p>
-      <w:r>
-        <w:rPr>
-          <w:b/>
-          <w:bCs/>
-        </w:rPr>
-        <w:t>Founder &amp; Managing Director:</w:t>
-      </w:r>
-      <w:r>
-        <w:t xml:space="preserve"> [Your Name]</w:t>
-      </w:r>
-    </w:p>
-    <w:p>
-      <w:r>
-        <w:rPr>
-          <w:b/>
-          <w:bCs/>
-        </w:rPr>
-        <w:t>Planning Horizon:</w:t>
-      </w:r>
-      <w:r>
-        <w:t xml:space="preserve"> 2026 – 2031</w:t>
-      </w:r>
-    </w:p>
-    <w:p>
-      <w:pPr>
-        <w:rPr>
-          <w:b/>
-          <w:bCs/>
-        </w:rPr>
-      </w:pPr>
-      <w:r>
-        <w:rPr>
-          <w:b/>
-          <w:bCs/>
-        </w:rPr>
-        <w:t>1. STRATEGIC POSITIONING &amp; MARKET FRAMEWORK</w:t>
-      </w:r>
-    </w:p>
-    <w:p>
-      <w:pPr>
-        <w:rPr>
-          <w:b/>
-          <w:bCs/>
-        </w:rPr>
-      </w:pPr>
-      <w:r>
-        <w:rPr>
-          <w:b/>
-          <w:bCs/>
-        </w:rPr>
-        <w:t>1.1 The Local Macroeconomic Reality</w:t>
-      </w:r>
-    </w:p>
-    <w:p>
-      <w:r>
-        <w:t>The business landscape in Juba is operating in a high-inflation environment. Rising costs of transport, food, and rent mean traditional, multi-year university degrees are no longer economically viable for the average family. Parents and youth require highly intensive, compressed 6-month pipelines that teach hard, immediately monetizable skills capable of bringing foreign currency (USD) back into the household.</w:t>
-      </w:r>
-    </w:p>
-    <w:p>
-      <w:pPr>
-        <w:rPr>
-          <w:b/>
-          <w:bCs/>
-        </w:rPr>
-      </w:pPr>
-      <w:r>
-        <w:rPr>
-          <w:b/>
-          <w:bCs/>
-        </w:rPr>
-        <w:t>1.2 The Elite Boutique Model</w:t>
-      </w:r>
-    </w:p>
-    <w:p>
-      <w:r>
-        <w:t xml:space="preserve">Abba Technical College completely rejects the overcrowded, low-fee classroom model used by traditional vocational centers in Juba, which leads to damaged tools and poor discipline. We enforce an </w:t>
-      </w:r>
-      <w:r>
-        <w:rPr>
-          <w:b/>
-          <w:bCs/>
-        </w:rPr>
-        <w:t>Elite Boutique Structure</w:t>
-      </w:r>
-      <w:r>
-        <w:t>:</w:t>
-      </w:r>
-    </w:p>
-    <w:p>
-      <w:pPr>
-        <w:numPr>
-          <w:ilvl w:val="0"/>
-          <w:numId w:val="1"/>
-        </w:numPr>
-      </w:pPr>
-      <w:r>
-        <w:rPr>
-          <w:b/>
-          <w:bCs/>
-        </w:rPr>
-        <w:t>Intake Caps:</w:t>
-      </w:r>
-      <w:r>
-        <w:t xml:space="preserve"> Class sizes are strictly limited to </w:t>
-      </w:r>
-      <w:r>
-        <w:rPr>
-          <w:b/>
-          <w:bCs/>
-        </w:rPr>
-        <w:t>3 to 5 elite students</w:t>
-      </w:r>
-      <w:r>
-        <w:t xml:space="preserve"> per course track.</w:t>
-      </w:r>
-    </w:p>
-    <w:p>
-      <w:pPr>
-        <w:numPr>
-          <w:ilvl w:val="0"/>
-          <w:numId w:val="1"/>
-        </w:numPr>
-      </w:pPr>
-      <w:r>
-        <w:rPr>
-          <w:b/>
-          <w:bCs/>
-        </w:rPr>
-        <w:t>Premium Value Signatures:</w:t>
-      </w:r>
-      <w:r>
-        <w:t xml:space="preserve"> Lower student counts allow us to maintain a clean, prestigious, highly focused learning environment that attracts serious, paying families.</w:t>
-      </w:r>
-    </w:p>
-    <w:p>
-      <w:pPr>
-        <w:rPr>
-          <w:b/>
-          <w:bCs/>
-        </w:rPr>
-      </w:pPr>
-      <w:r>
-        <w:rPr>
-          <w:b/>
-          <w:bCs/>
-        </w:rPr>
-        <w:t>2. DECENTRALIZED OPERATIONS (HUB-AND-SPOKE)</w:t>
-      </w:r>
-    </w:p>
-    <w:p>
-      <w:r>
-        <w:t>To completely eliminate massive upfront capital expenditures (</w:t>
-      </w:r>
-      <w:proofErr w:type="spellStart"/>
-      <w:r>
-        <w:t>CapEx</w:t>
-      </w:r>
-      <w:proofErr w:type="spellEnd"/>
-      <w:r>
-        <w:t>) for heavy machinery and studio assets, the college utilizes an asset-light, decentralized framework:</w:t>
+        <w:rPr>
+          <w:b/>
+          <w:bCs/>
+        </w:rPr>
+        <w:t xml:space="preserve"> Campus):</w:t>
+      </w:r>
+      <w:r>
+        <w:t xml:space="preserve"> A secure, gated compound handling all administration, financial collection, marketing, and hosting the clean, solar-backed technical classrooms (Data Analytics, Smartphone Micro-Engineering, Laptop Repair, and Digital Literacy).</w:t>
       </w:r>
     </w:p>
     <w:p>
@@ -252,72 +258,35 @@
           <w:b/>
           <w:bCs/>
         </w:rPr>
-        <w:t xml:space="preserve">The Central Hub (Highland </w:t>
-      </w:r>
-      <w:proofErr w:type="spellStart"/>
-      <w:r>
-        <w:rPr>
-          <w:b/>
-          <w:bCs/>
-        </w:rPr>
-        <w:t>Sherikat</w:t>
-      </w:r>
-      <w:proofErr w:type="spellEnd"/>
-      <w:r>
-        <w:rPr>
-          <w:b/>
-          <w:bCs/>
-        </w:rPr>
-        <w:t xml:space="preserve"> Campus):</w:t>
-      </w:r>
-      <w:r>
-        <w:t xml:space="preserve"> A secure, gated compound handling all administration, financial collection, marketing, and hosting the clean, solar-backed technical classrooms (Data Analytics, Smartphone Micro-Engineering, Laptop Repair, and Digital Literacy).</w:t>
-      </w:r>
-    </w:p>
-    <w:p>
-      <w:pPr>
-        <w:numPr>
-          <w:ilvl w:val="0"/>
-          <w:numId w:val="2"/>
-        </w:numPr>
-      </w:pPr>
-      <w:r>
-        <w:rPr>
-          <w:b/>
-          <w:bCs/>
-        </w:rPr>
         <w:t>The Neighborhood Spokes (Industrial Partner Network):</w:t>
       </w:r>
       <w:r>
-        <w:t xml:space="preserve"> Heavy practical training is fully outsourced to pre-vetted, commercially active garages and media houses using a </w:t>
-      </w:r>
-      <w:r>
+        <w:t xml:space="preserve"> Heavy practical training is fully outsourced to pre-vetted, commercially active garages and media houses using a performance-driven </w:t>
+      </w:r>
+      <w:r>
+        <w:rPr>
+          <w:b/>
+          <w:bCs/>
+        </w:rPr>
+        <w:t>60/40 Financial Split Formula</w:t>
+      </w:r>
+      <w:r>
+        <w:t xml:space="preserve"> (anchored to bargain down to a final 70/30 if necessary).</w:t>
+      </w:r>
+    </w:p>
+    <w:p>
+      <w:pPr>
+        <w:rPr>
+          <w:b/>
+          <w:bCs/>
+        </w:rPr>
+      </w:pPr>
+      <w:r>
+        <w:rPr>
+          <w:b/>
+          <w:bCs/>
+        </w:rPr>
         <w:lastRenderedPageBreak/>
-        <w:t xml:space="preserve">performance-driven </w:t>
-      </w:r>
-      <w:r>
-        <w:rPr>
-          <w:b/>
-          <w:bCs/>
-        </w:rPr>
-        <w:t>60/40 Financial Split Formula</w:t>
-      </w:r>
-      <w:r>
-        <w:t xml:space="preserve"> (anchored to bargain down to a final 70/30 if necessary).</w:t>
-      </w:r>
-    </w:p>
-    <w:p>
-      <w:pPr>
-        <w:rPr>
-          <w:b/>
-          <w:bCs/>
-        </w:rPr>
-      </w:pPr>
-      <w:r>
-        <w:rPr>
-          <w:b/>
-          <w:bCs/>
-        </w:rPr>
         <w:t>2.3 Phased Geographic Replication Layout</w:t>
       </w:r>
     </w:p>
@@ -876,7 +845,6 @@
                 <w:b/>
                 <w:bCs/>
               </w:rPr>
-              <w:lastRenderedPageBreak/>
               <w:t>Advanced Data Analytics</w:t>
             </w:r>
           </w:p>
@@ -1018,6 +986,7 @@
                 <w:b/>
                 <w:bCs/>
               </w:rPr>
+              <w:lastRenderedPageBreak/>
               <w:t>Smartphone Micro-Engineering</w:t>
             </w:r>
           </w:p>
@@ -1807,7 +1776,6 @@
         </w:numPr>
       </w:pPr>
       <w:r>
-        <w:lastRenderedPageBreak/>
         <w:t>Smartphone Micro-Engineering (100% School): $3 \times \$300 = \</w:t>
       </w:r>
       <w:proofErr w:type="spellStart"/>
@@ -1866,6 +1834,7 @@
         </w:numPr>
       </w:pPr>
       <w:r>
+        <w:lastRenderedPageBreak/>
         <w:t>Cinematic Videography (40% School Share): $3 \times \$120 = \</w:t>
       </w:r>
       <w:proofErr w:type="spellStart"/>
@@ -2178,56 +2147,56 @@
     </w:p>
     <w:p>
       <w:r>
+        <w:t>┌──────────────────────────────────────┐     ┌──────────────────────────────────────┐</w:t>
+      </w:r>
+    </w:p>
+    <w:p>
+      <w:r>
+        <w:t xml:space="preserve">│       YEAR 1: PARTNERSHIP HUB        </w:t>
+      </w:r>
+      <w:proofErr w:type="gramStart"/>
+      <w:r>
+        <w:t xml:space="preserve">│  </w:t>
+      </w:r>
+      <w:r>
+        <w:rPr>
+          <w:rFonts w:ascii="Segoe UI Symbol" w:hAnsi="Segoe UI Symbol" w:cs="Segoe UI Symbol"/>
+        </w:rPr>
+        <w:t>➔</w:t>
+      </w:r>
+      <w:proofErr w:type="gramEnd"/>
+      <w:r>
+        <w:t xml:space="preserve">  </w:t>
+      </w:r>
+      <w:r>
+        <w:rPr>
+          <w:rFonts w:ascii="Calibri" w:hAnsi="Calibri" w:cs="Calibri"/>
+        </w:rPr>
+        <w:t>│</w:t>
+      </w:r>
+      <w:r>
+        <w:t xml:space="preserve">       YEAR 2: HYBRID EXPANSION       </w:t>
+      </w:r>
+      <w:r>
+        <w:rPr>
+          <w:rFonts w:ascii="Calibri" w:hAnsi="Calibri" w:cs="Calibri"/>
+        </w:rPr>
+        <w:t>│</w:t>
+      </w:r>
+    </w:p>
+    <w:p>
+      <w:proofErr w:type="gramStart"/>
+      <w:r>
+        <w:t>│  60</w:t>
+      </w:r>
+      <w:proofErr w:type="gramEnd"/>
+      <w:r>
+        <w:t>/40 Decentralized Operations in   │     │ Install Central Solar Power. Buy own │</w:t>
+      </w:r>
+    </w:p>
+    <w:p>
+      <w:r>
         <w:lastRenderedPageBreak/>
-        <w:t>┌──────────────────────────────────────┐     ┌──────────────────────────────────────┐</w:t>
-      </w:r>
-    </w:p>
-    <w:p>
-      <w:r>
-        <w:t xml:space="preserve">│       YEAR 1: PARTNERSHIP HUB        </w:t>
-      </w:r>
-      <w:proofErr w:type="gramStart"/>
-      <w:r>
-        <w:t xml:space="preserve">│  </w:t>
-      </w:r>
-      <w:r>
-        <w:rPr>
-          <w:rFonts w:ascii="Segoe UI Symbol" w:hAnsi="Segoe UI Symbol" w:cs="Segoe UI Symbol"/>
-        </w:rPr>
-        <w:t>➔</w:t>
-      </w:r>
-      <w:proofErr w:type="gramEnd"/>
-      <w:r>
-        <w:t xml:space="preserve">  </w:t>
-      </w:r>
-      <w:r>
-        <w:rPr>
-          <w:rFonts w:ascii="Calibri" w:hAnsi="Calibri" w:cs="Calibri"/>
-        </w:rPr>
-        <w:t>│</w:t>
-      </w:r>
-      <w:r>
-        <w:t xml:space="preserve">       YEAR 2: HYBRID EXPANSION       </w:t>
-      </w:r>
-      <w:r>
-        <w:rPr>
-          <w:rFonts w:ascii="Calibri" w:hAnsi="Calibri" w:cs="Calibri"/>
-        </w:rPr>
-        <w:t>│</w:t>
-      </w:r>
-    </w:p>
-    <w:p>
-      <w:proofErr w:type="gramStart"/>
-      <w:r>
-        <w:t>│  60</w:t>
-      </w:r>
-      <w:proofErr w:type="gramEnd"/>
-      <w:r>
-        <w:t>/40 Decentralized Operations in   │     │ Install Central Solar Power. Buy own │</w:t>
-      </w:r>
-    </w:p>
-    <w:p>
-      <w:r>
         <w:t xml:space="preserve">│   </w:t>
       </w:r>
       <w:proofErr w:type="spellStart"/>
@@ -2524,71 +2493,71 @@
           <w:b/>
           <w:bCs/>
         </w:rPr>
+        <w:t>1.0 INSTITUTIONAL IDENTITY</w:t>
+      </w:r>
+    </w:p>
+    <w:p>
+      <w:r>
+        <w:rPr>
+          <w:b/>
+          <w:bCs/>
+        </w:rPr>
+        <w:t>Name:</w:t>
+      </w:r>
+      <w:r>
+        <w:t xml:space="preserve"> Abba Technical College (ATC)</w:t>
+      </w:r>
+      <w:r>
+        <w:br/>
+      </w:r>
+      <w:r>
+        <w:rPr>
+          <w:b/>
+          <w:bCs/>
+        </w:rPr>
+        <w:t>Motto:</w:t>
+      </w:r>
+      <w:r>
+        <w:t xml:space="preserve"> Your Path to Self-Reliance</w:t>
+      </w:r>
+      <w:r>
+        <w:br/>
+      </w:r>
+      <w:r>
+        <w:rPr>
+          <w:b/>
+          <w:bCs/>
+        </w:rPr>
+        <w:t>Headquarters:</w:t>
+      </w:r>
+      <w:r>
+        <w:t xml:space="preserve"> Highland </w:t>
+      </w:r>
+      <w:proofErr w:type="spellStart"/>
+      <w:r>
+        <w:t>Sherikat</w:t>
+      </w:r>
+      <w:proofErr w:type="spellEnd"/>
+      <w:r>
+        <w:t>, Juba, South Sudan</w:t>
+      </w:r>
+      <w:r>
+        <w:br/>
+      </w:r>
+      <w:r>
+        <w:rPr>
+          <w:b/>
+          <w:bCs/>
+        </w:rPr>
+        <w:t>Institution Type:</w:t>
+      </w:r>
+      <w:r>
+        <w:t xml:space="preserve"> Technical &amp; Vocational Education and Training (TVET) Institution</w:t>
+      </w:r>
+    </w:p>
+    <w:p>
+      <w:r>
         <w:lastRenderedPageBreak/>
-        <w:t>1.0 INSTITUTIONAL IDENTITY</w:t>
-      </w:r>
-    </w:p>
-    <w:p>
-      <w:r>
-        <w:rPr>
-          <w:b/>
-          <w:bCs/>
-        </w:rPr>
-        <w:t>Name:</w:t>
-      </w:r>
-      <w:r>
-        <w:t xml:space="preserve"> Abba Technical College (ATC)</w:t>
-      </w:r>
-      <w:r>
-        <w:br/>
-      </w:r>
-      <w:r>
-        <w:rPr>
-          <w:b/>
-          <w:bCs/>
-        </w:rPr>
-        <w:t>Motto:</w:t>
-      </w:r>
-      <w:r>
-        <w:t xml:space="preserve"> Your Path to Self-Reliance</w:t>
-      </w:r>
-      <w:r>
-        <w:br/>
-      </w:r>
-      <w:r>
-        <w:rPr>
-          <w:b/>
-          <w:bCs/>
-        </w:rPr>
-        <w:t>Headquarters:</w:t>
-      </w:r>
-      <w:r>
-        <w:t xml:space="preserve"> Highland </w:t>
-      </w:r>
-      <w:proofErr w:type="spellStart"/>
-      <w:r>
-        <w:t>Sherikat</w:t>
-      </w:r>
-      <w:proofErr w:type="spellEnd"/>
-      <w:r>
-        <w:t>, Juba, South Sudan</w:t>
-      </w:r>
-      <w:r>
-        <w:br/>
-      </w:r>
-      <w:r>
-        <w:rPr>
-          <w:b/>
-          <w:bCs/>
-        </w:rPr>
-        <w:t>Institution Type:</w:t>
-      </w:r>
-      <w:r>
-        <w:t xml:space="preserve"> Technical &amp; Vocational Education and Training (TVET) Institution</w:t>
-      </w:r>
-    </w:p>
-    <w:p>
-      <w:r>
         <w:pict w14:anchorId="332E5777">
           <v:rect id="_x0000_i1026" style="width:0;height:1.5pt" o:hralign="center" o:hrstd="t" o:hr="t" fillcolor="#a0a0a0" stroked="f"/>
         </w:pict>
@@ -2770,7 +2739,6 @@
     </w:p>
     <w:p>
       <w:r>
-        <w:lastRenderedPageBreak/>
         <w:pict w14:anchorId="06A26454">
           <v:rect id="_x0000_i1029" style="width:0;height:1.5pt" o:hralign="center" o:hrstd="t" o:hr="t" fillcolor="#a0a0a0" stroked="f"/>
         </w:pict>
@@ -2798,6 +2766,7 @@
     </w:p>
     <w:p>
       <w:r>
+        <w:lastRenderedPageBreak/>
         <w:t>Practical skills are more immediately valuable than long theoretical education in environments of high unemployment and economic pressure.</w:t>
       </w:r>
     </w:p>
@@ -3003,43 +2972,43 @@
     </w:p>
     <w:p>
       <w:r>
+        <w:t xml:space="preserve">Abba Technical College addresses this gap through a </w:t>
+      </w:r>
+      <w:r>
+        <w:rPr>
+          <w:b/>
+          <w:bCs/>
+        </w:rPr>
+        <w:t>6-Month Self-Reliance Pipeline</w:t>
+      </w:r>
+      <w:r>
+        <w:t>, designed to convert learners into skilled, income-ready individuals.</w:t>
+      </w:r>
+    </w:p>
+    <w:p>
+      <w:pPr>
+        <w:rPr>
+          <w:b/>
+          <w:bCs/>
+        </w:rPr>
+      </w:pPr>
+      <w:r>
+        <w:rPr>
+          <w:b/>
+          <w:bCs/>
+        </w:rPr>
+        <w:t>Key Features:</w:t>
+      </w:r>
+    </w:p>
+    <w:p>
+      <w:pPr>
+        <w:numPr>
+          <w:ilvl w:val="0"/>
+          <w:numId w:val="11"/>
+        </w:numPr>
+      </w:pPr>
+      <w:r>
         <w:lastRenderedPageBreak/>
-        <w:t xml:space="preserve">Abba Technical College addresses this gap through a </w:t>
-      </w:r>
-      <w:r>
-        <w:rPr>
-          <w:b/>
-          <w:bCs/>
-        </w:rPr>
-        <w:t>6-Month Self-Reliance Pipeline</w:t>
-      </w:r>
-      <w:r>
-        <w:t>, designed to convert learners into skilled, income-ready individuals.</w:t>
-      </w:r>
-    </w:p>
-    <w:p>
-      <w:pPr>
-        <w:rPr>
-          <w:b/>
-          <w:bCs/>
-        </w:rPr>
-      </w:pPr>
-      <w:r>
-        <w:rPr>
-          <w:b/>
-          <w:bCs/>
-        </w:rPr>
-        <w:t>Key Features:</w:t>
-      </w:r>
-    </w:p>
-    <w:p>
-      <w:pPr>
-        <w:numPr>
-          <w:ilvl w:val="0"/>
-          <w:numId w:val="11"/>
-        </w:numPr>
-      </w:pPr>
-      <w:r>
         <w:t xml:space="preserve">Intensive 6-month training cycle </w:t>
       </w:r>
     </w:p>
@@ -3249,7 +3218,6 @@
         </w:numPr>
       </w:pPr>
       <w:r>
-        <w:lastRenderedPageBreak/>
         <w:t xml:space="preserve">Use of damaged or non-functional equipment for practice </w:t>
       </w:r>
     </w:p>
@@ -3283,6 +3251,7 @@
           <w:b/>
           <w:bCs/>
         </w:rPr>
+        <w:lastRenderedPageBreak/>
         <w:t>1.10 ECONOMIC IMPACT MODEL</w:t>
       </w:r>
     </w:p>
@@ -3409,7 +3378,7 @@
       </w:pPr>
       <w:r>
         <w:pict w14:anchorId="03B7A771">
-          <v:rect id="_x0000_i1051" style="width:0;height:1.5pt" o:hralign="center" o:hrstd="t" o:hr="t" fillcolor="#a0a0a0" stroked="f"/>
+          <v:rect id="_x0000_i1036" style="width:0;height:1.5pt" o:hralign="center" o:hrstd="t" o:hr="t" fillcolor="#a0a0a0" stroked="f"/>
         </w:pict>
       </w:r>
     </w:p>
@@ -3633,11 +3602,65 @@
           <w:b/>
           <w:bCs/>
         </w:rPr>
+        <w:t>Self-Reliance</w:t>
+      </w:r>
+      <w:r>
+        <w:t xml:space="preserve"> — Every graduate must be capable of generating income independently through practical skills.</w:t>
+      </w:r>
+    </w:p>
+    <w:p>
+      <w:pPr>
+        <w:numPr>
+          <w:ilvl w:val="0"/>
+          <w:numId w:val="13"/>
+        </w:numPr>
+      </w:pPr>
+      <w:r>
+        <w:rPr>
+          <w:b/>
+          <w:bCs/>
+        </w:rPr>
+        <w:t>Practical Excellence</w:t>
+      </w:r>
+      <w:r>
+        <w:t xml:space="preserve"> — Training is focused on real-world competence, not theory alone.</w:t>
+      </w:r>
+    </w:p>
+    <w:p>
+      <w:pPr>
+        <w:numPr>
+          <w:ilvl w:val="0"/>
+          <w:numId w:val="13"/>
+        </w:numPr>
+      </w:pPr>
+      <w:r>
+        <w:rPr>
+          <w:b/>
+          <w:bCs/>
+        </w:rPr>
+        <w:t>Discipline</w:t>
+      </w:r>
+      <w:r>
+        <w:t xml:space="preserve"> — Professional behavior, respect for tools, time, and learning environments.</w:t>
+      </w:r>
+    </w:p>
+    <w:p>
+      <w:pPr>
+        <w:numPr>
+          <w:ilvl w:val="0"/>
+          <w:numId w:val="13"/>
+        </w:numPr>
+      </w:pPr>
+      <w:r>
+        <w:rPr>
+          <w:b/>
+          <w:bCs/>
+        </w:rPr>
         <w:lastRenderedPageBreak/>
-        <w:t>Self-Reliance</w:t>
-      </w:r>
-      <w:r>
-        <w:t xml:space="preserve"> — Every graduate must be capable of generating income independently through practical skills.</w:t>
+        <w:t>Integrity</w:t>
+      </w:r>
+      <w:r>
+        <w:t xml:space="preserve"> — Honest workmanship, trust in service delivery, and accountability in training.</w:t>
       </w:r>
     </w:p>
     <w:p>
@@ -3652,10 +3675,10 @@
           <w:b/>
           <w:bCs/>
         </w:rPr>
-        <w:t>Practical Excellence</w:t>
-      </w:r>
-      <w:r>
-        <w:t xml:space="preserve"> — Training is focused on real-world competence, not theory alone.</w:t>
+        <w:t>Entrepreneurship</w:t>
+      </w:r>
+      <w:r>
+        <w:t xml:space="preserve"> — Graduates are encouraged to create work opportunities, not wait for employment.</w:t>
       </w:r>
     </w:p>
     <w:p>
@@ -3664,16 +3687,17 @@
           <w:ilvl w:val="0"/>
           <w:numId w:val="13"/>
         </w:numPr>
-      </w:pPr>
-      <w:r>
-        <w:rPr>
-          <w:b/>
-          <w:bCs/>
-        </w:rPr>
-        <w:t>Discipline</w:t>
-      </w:r>
-      <w:r>
-        <w:t xml:space="preserve"> — Professional behavior, respect for tools, time, and learning environments.</w:t>
+        <w:rPr>
+          <w:b/>
+          <w:bCs/>
+        </w:rPr>
+      </w:pPr>
+      <w:r>
+        <w:rPr>
+          <w:b/>
+          <w:bCs/>
+        </w:rPr>
+        <w:t>1.4 Institutional Philosophy</w:t>
       </w:r>
     </w:p>
     <w:p>
@@ -3684,14 +3708,7 @@
         </w:numPr>
       </w:pPr>
       <w:r>
-        <w:rPr>
-          <w:b/>
-          <w:bCs/>
-        </w:rPr>
-        <w:t>Integrity</w:t>
-      </w:r>
-      <w:r>
-        <w:t xml:space="preserve"> — Honest workmanship, trust in service delivery, and accountability in training.</w:t>
+        <w:t>Abba Technical College is founded on the belief that practical skills are more immediately valuable than long theoretical education in environments of high unemployment and economic pressure. The institution prioritizes short-cycle, high-impact training models that enable learners to transition into income-generating activities within a short timeframe.</w:t>
       </w:r>
     </w:p>
     <w:p>
@@ -3700,16 +3717,17 @@
           <w:ilvl w:val="0"/>
           <w:numId w:val="13"/>
         </w:numPr>
-      </w:pPr>
-      <w:r>
-        <w:rPr>
-          <w:b/>
-          <w:bCs/>
-        </w:rPr>
-        <w:t>Entrepreneurship</w:t>
-      </w:r>
-      <w:r>
-        <w:t xml:space="preserve"> — Graduates are encouraged to create work opportunities, not wait for employment.</w:t>
+        <w:rPr>
+          <w:b/>
+          <w:bCs/>
+        </w:rPr>
+      </w:pPr>
+      <w:r>
+        <w:rPr>
+          <w:b/>
+          <w:bCs/>
+        </w:rPr>
+        <w:t>1.5 Problem Statement</w:t>
       </w:r>
     </w:p>
     <w:p>
@@ -3718,17 +3736,9 @@
           <w:ilvl w:val="0"/>
           <w:numId w:val="13"/>
         </w:numPr>
-        <w:rPr>
-          <w:b/>
-          <w:bCs/>
-        </w:rPr>
-      </w:pPr>
-      <w:r>
-        <w:rPr>
-          <w:b/>
-          <w:bCs/>
-        </w:rPr>
-        <w:t>1.4 Institutional Philosophy</w:t>
+      </w:pPr>
+      <w:r>
+        <w:t>The education system in South Sudan faces critical challenges:</w:t>
       </w:r>
     </w:p>
     <w:p>
@@ -3739,7 +3749,7 @@
         </w:numPr>
       </w:pPr>
       <w:r>
-        <w:t>Abba Technical College is founded on the belief that practical skills are more immediately valuable than long theoretical education in environments of high unemployment and economic pressure. The institution prioritizes short-cycle, high-impact training models that enable learners to transition into income-generating activities within a short timeframe.</w:t>
+        <w:t>High cost of long-term university education (4–6 years)</w:t>
       </w:r>
     </w:p>
     <w:p>
@@ -3748,17 +3758,9 @@
           <w:ilvl w:val="0"/>
           <w:numId w:val="13"/>
         </w:numPr>
-        <w:rPr>
-          <w:b/>
-          <w:bCs/>
-        </w:rPr>
-      </w:pPr>
-      <w:r>
-        <w:rPr>
-          <w:b/>
-          <w:bCs/>
-        </w:rPr>
-        <w:t>1.5 Problem Statement</w:t>
+      </w:pPr>
+      <w:r>
+        <w:t>Limited practical training opportunities in traditional institutions</w:t>
       </w:r>
     </w:p>
     <w:p>
@@ -3769,7 +3771,7 @@
         </w:numPr>
       </w:pPr>
       <w:r>
-        <w:t>The education system in South Sudan faces critical challenges:</w:t>
+        <w:t>Graduates entering the job market without employable skills</w:t>
       </w:r>
     </w:p>
     <w:p>
@@ -3780,7 +3782,7 @@
         </w:numPr>
       </w:pPr>
       <w:r>
-        <w:t>High cost of long-term university education (4–6 years)</w:t>
+        <w:t>High youth unemployment and economic dependency</w:t>
       </w:r>
     </w:p>
     <w:p>
@@ -3791,7 +3793,7 @@
         </w:numPr>
       </w:pPr>
       <w:r>
-        <w:t>Limited practical training opportunities in traditional institutions</w:t>
+        <w:t>Increasing risk of poverty, frustration, and informal survival activities</w:t>
       </w:r>
     </w:p>
     <w:p>
@@ -3802,7 +3804,7 @@
         </w:numPr>
       </w:pPr>
       <w:r>
-        <w:t>Graduates entering the job market without employable skills</w:t>
+        <w:t>This creates a structural gap between education and employment.</w:t>
       </w:r>
     </w:p>
     <w:p>
@@ -3811,9 +3813,17 @@
           <w:ilvl w:val="0"/>
           <w:numId w:val="13"/>
         </w:numPr>
-      </w:pPr>
-      <w:r>
-        <w:t>High youth unemployment and economic dependency</w:t>
+        <w:rPr>
+          <w:b/>
+          <w:bCs/>
+        </w:rPr>
+      </w:pPr>
+      <w:r>
+        <w:rPr>
+          <w:b/>
+          <w:bCs/>
+        </w:rPr>
+        <w:t>1.6 Market Gap</w:t>
       </w:r>
     </w:p>
     <w:p>
@@ -3824,7 +3834,7 @@
         </w:numPr>
       </w:pPr>
       <w:r>
-        <w:t>Increasing risk of poverty, frustration, and informal survival activities</w:t>
+        <w:t>There is strong demand for:</w:t>
       </w:r>
     </w:p>
     <w:p>
@@ -3835,7 +3845,7 @@
         </w:numPr>
       </w:pPr>
       <w:r>
-        <w:t>This creates a structural gap between education and employment.</w:t>
+        <w:t>Fast, affordable skill-based training</w:t>
       </w:r>
     </w:p>
     <w:p>
@@ -3844,17 +3854,9 @@
           <w:ilvl w:val="0"/>
           <w:numId w:val="13"/>
         </w:numPr>
-        <w:rPr>
-          <w:b/>
-          <w:bCs/>
-        </w:rPr>
-      </w:pPr>
-      <w:r>
-        <w:rPr>
-          <w:b/>
-          <w:bCs/>
-        </w:rPr>
-        <w:t>1.6 Market Gap</w:t>
+      </w:pPr>
+      <w:r>
+        <w:t>Practical technical education tied to real market needs</w:t>
       </w:r>
     </w:p>
     <w:p>
@@ -3865,7 +3867,7 @@
         </w:numPr>
       </w:pPr>
       <w:r>
-        <w:t>There is strong demand for:</w:t>
+        <w:t>Low-cost alternatives to university education</w:t>
       </w:r>
     </w:p>
     <w:p>
@@ -3876,7 +3878,7 @@
         </w:numPr>
       </w:pPr>
       <w:r>
-        <w:t>Fast, affordable skill-based training</w:t>
+        <w:t>Immediate income-generating skill acquisition</w:t>
       </w:r>
     </w:p>
     <w:p>
@@ -3887,7 +3889,7 @@
         </w:numPr>
       </w:pPr>
       <w:r>
-        <w:t>Practical technical education tied to real market needs</w:t>
+        <w:t>However, existing institutions often emphasize theory over practice and fail to produce job-ready graduates.</w:t>
       </w:r>
     </w:p>
     <w:p>
@@ -3896,9 +3898,17 @@
           <w:ilvl w:val="0"/>
           <w:numId w:val="13"/>
         </w:numPr>
-      </w:pPr>
-      <w:r>
-        <w:t>Low-cost alternatives to university education</w:t>
+        <w:rPr>
+          <w:b/>
+          <w:bCs/>
+        </w:rPr>
+      </w:pPr>
+      <w:r>
+        <w:rPr>
+          <w:b/>
+          <w:bCs/>
+        </w:rPr>
+        <w:t>1.7 Institutional Solution Model</w:t>
       </w:r>
     </w:p>
     <w:p>
@@ -3909,7 +3919,7 @@
         </w:numPr>
       </w:pPr>
       <w:r>
-        <w:t>Immediate income-generating skill acquisition</w:t>
+        <w:t>Abba Technical College addresses this gap through a 6-Month Self-Reliance Pipeline, designed to convert learners into skilled, income-ready individuals.</w:t>
       </w:r>
     </w:p>
     <w:p>
@@ -3920,8 +3930,12 @@
         </w:numPr>
       </w:pPr>
       <w:r>
+        <w:rPr>
+          <w:b/>
+          <w:bCs/>
+        </w:rPr>
         <w:lastRenderedPageBreak/>
-        <w:t>However, existing institutions often emphasize theory over practice and fail to produce job-ready graduates.</w:t>
+        <w:t>Key Features:</w:t>
       </w:r>
     </w:p>
     <w:p>
@@ -3930,17 +3944,9 @@
           <w:ilvl w:val="0"/>
           <w:numId w:val="13"/>
         </w:numPr>
-        <w:rPr>
-          <w:b/>
-          <w:bCs/>
-        </w:rPr>
-      </w:pPr>
-      <w:r>
-        <w:rPr>
-          <w:b/>
-          <w:bCs/>
-        </w:rPr>
-        <w:t>1.7 Institutional Solution Model</w:t>
+      </w:pPr>
+      <w:r>
+        <w:t>Intensive 6-month training cycle</w:t>
       </w:r>
     </w:p>
     <w:p>
@@ -3951,7 +3957,7 @@
         </w:numPr>
       </w:pPr>
       <w:r>
-        <w:t>Abba Technical College addresses this gap through a 6-Month Self-Reliance Pipeline, designed to convert learners into skilled, income-ready individuals.</w:t>
+        <w:t>Heavy practical-based learning model</w:t>
       </w:r>
     </w:p>
     <w:p>
@@ -3962,11 +3968,7 @@
         </w:numPr>
       </w:pPr>
       <w:r>
-        <w:rPr>
-          <w:b/>
-          <w:bCs/>
-        </w:rPr>
-        <w:t>Key Features:</w:t>
+        <w:t>Real equipment and damaged tools for practice</w:t>
       </w:r>
     </w:p>
     <w:p>
@@ -3977,7 +3979,7 @@
         </w:numPr>
       </w:pPr>
       <w:r>
-        <w:t>Intensive 6-month training cycle</w:t>
+        <w:t>Controlled student intake (3–5 students per class)</w:t>
       </w:r>
     </w:p>
     <w:p>
@@ -3988,7 +3990,7 @@
         </w:numPr>
       </w:pPr>
       <w:r>
-        <w:t>Heavy practical-based learning model</w:t>
+        <w:t>Strong supervision and structured mentorship</w:t>
       </w:r>
     </w:p>
     <w:p>
@@ -3999,7 +4001,7 @@
         </w:numPr>
       </w:pPr>
       <w:r>
-        <w:t>Real equipment and damaged tools for practice</w:t>
+        <w:t>Industry attachment phase after training</w:t>
       </w:r>
     </w:p>
     <w:p>
@@ -4008,9 +4010,17 @@
           <w:ilvl w:val="0"/>
           <w:numId w:val="13"/>
         </w:numPr>
-      </w:pPr>
-      <w:r>
-        <w:t>Controlled student intake (3–5 students per class)</w:t>
+        <w:rPr>
+          <w:b/>
+          <w:bCs/>
+        </w:rPr>
+      </w:pPr>
+      <w:r>
+        <w:rPr>
+          <w:b/>
+          <w:bCs/>
+        </w:rPr>
+        <w:t>1.8 Ideal Student &amp; Sponsor Profile</w:t>
       </w:r>
     </w:p>
     <w:p>
@@ -4021,7 +4031,14 @@
         </w:numPr>
       </w:pPr>
       <w:r>
-        <w:t>Strong supervision and structured mentorship</w:t>
+        <w:rPr>
+          <w:b/>
+          <w:bCs/>
+        </w:rPr>
+        <w:t>The Learner:</w:t>
+      </w:r>
+      <w:r>
+        <w:t xml:space="preserve"> Motivated individuals aged 18 to 40 seeking practical, immediately monetizable skills, committed to personal self-reliance.</w:t>
       </w:r>
     </w:p>
     <w:p>
@@ -4032,7 +4049,14 @@
         </w:numPr>
       </w:pPr>
       <w:r>
-        <w:t>Industry attachment phase after training</w:t>
+        <w:rPr>
+          <w:b/>
+          <w:bCs/>
+        </w:rPr>
+        <w:t>The Sponsor:</w:t>
+      </w:r>
+      <w:r>
+        <w:t xml:space="preserve"> In most cases, tuition is paid not by the learner but by a parent, older sibling, spouse, or community supporter investing in that person's future. Abba Technical College is positioned as a faster, lower-cost path to the same outcome every sponsor wants — a self-sufficient loved one — at a fraction of the time and cost of a 4-year degree.</w:t>
       </w:r>
     </w:p>
     <w:p>
@@ -4051,7 +4075,7 @@
           <w:b/>
           <w:bCs/>
         </w:rPr>
-        <w:t>1.8 Ideal Student &amp; Sponsor Profile</w:t>
+        <w:t>1.9 Training Philosophy</w:t>
       </w:r>
     </w:p>
     <w:p>
@@ -4062,14 +4086,7 @@
         </w:numPr>
       </w:pPr>
       <w:r>
-        <w:rPr>
-          <w:b/>
-          <w:bCs/>
-        </w:rPr>
-        <w:t>The Learner:</w:t>
-      </w:r>
-      <w:r>
-        <w:t xml:space="preserve"> Motivated individuals aged 18 to 40 seeking practical, immediately monetizable skills, committed to personal self-reliance.</w:t>
+        <w:t>Training at Abba Technical College is based on:</w:t>
       </w:r>
     </w:p>
     <w:p>
@@ -4080,14 +4097,7 @@
         </w:numPr>
       </w:pPr>
       <w:r>
-        <w:rPr>
-          <w:b/>
-          <w:bCs/>
-        </w:rPr>
-        <w:t>The Sponsor:</w:t>
-      </w:r>
-      <w:r>
-        <w:t xml:space="preserve"> In most cases, tuition is paid not by the learner but by a parent, older sibling, spouse, or community supporter investing in that person's future. Abba Technical College is positioned as a faster, lower-cost path to the same outcome every sponsor wants — a self-sufficient loved one — at a fraction of the time and cost of a 4-year degree.</w:t>
+        <w:t>"Learning by doing"</w:t>
       </w:r>
     </w:p>
     <w:p>
@@ -4096,17 +4106,9 @@
           <w:ilvl w:val="0"/>
           <w:numId w:val="13"/>
         </w:numPr>
-        <w:rPr>
-          <w:b/>
-          <w:bCs/>
-        </w:rPr>
-      </w:pPr>
-      <w:r>
-        <w:rPr>
-          <w:b/>
-          <w:bCs/>
-        </w:rPr>
-        <w:t>1.9 Training Philosophy</w:t>
+      </w:pPr>
+      <w:r>
+        <w:t>Real-life equipment exposure from the beginning</w:t>
       </w:r>
     </w:p>
     <w:p>
@@ -4117,7 +4119,7 @@
         </w:numPr>
       </w:pPr>
       <w:r>
-        <w:t>Training at Abba Technical College is based on:</w:t>
+        <w:t>Structured progression from basics to real repairs</w:t>
       </w:r>
     </w:p>
     <w:p>
@@ -4128,7 +4130,7 @@
         </w:numPr>
       </w:pPr>
       <w:r>
-        <w:t>"Learning by doing"</w:t>
+        <w:t>Use of damaged or non-functional equipment for practice</w:t>
       </w:r>
     </w:p>
     <w:p>
@@ -4139,7 +4141,7 @@
         </w:numPr>
       </w:pPr>
       <w:r>
-        <w:t>Real-life equipment exposure from the beginning</w:t>
+        <w:t>Industry attachment after foundational competence is achieved</w:t>
       </w:r>
     </w:p>
     <w:p>
@@ -4148,9 +4150,17 @@
           <w:ilvl w:val="0"/>
           <w:numId w:val="13"/>
         </w:numPr>
-      </w:pPr>
-      <w:r>
-        <w:t>Structured progression from basics to real repairs</w:t>
+        <w:rPr>
+          <w:b/>
+          <w:bCs/>
+        </w:rPr>
+      </w:pPr>
+      <w:r>
+        <w:rPr>
+          <w:b/>
+          <w:bCs/>
+        </w:rPr>
+        <w:t>1.10 Economic Impact Model</w:t>
       </w:r>
     </w:p>
     <w:p>
@@ -4161,7 +4171,7 @@
         </w:numPr>
       </w:pPr>
       <w:r>
-        <w:t>Use of damaged or non-functional equipment for practice</w:t>
+        <w:t>The institution is designed to:</w:t>
       </w:r>
     </w:p>
     <w:p>
@@ -4172,7 +4182,7 @@
         </w:numPr>
       </w:pPr>
       <w:r>
-        <w:t>Industry attachment after foundational competence is achieved</w:t>
+        <w:t>Convert financial dependents into income earners</w:t>
       </w:r>
     </w:p>
     <w:p>
@@ -4181,17 +4191,9 @@
           <w:ilvl w:val="0"/>
           <w:numId w:val="13"/>
         </w:numPr>
-        <w:rPr>
-          <w:b/>
-          <w:bCs/>
-        </w:rPr>
-      </w:pPr>
-      <w:r>
-        <w:rPr>
-          <w:b/>
-          <w:bCs/>
-        </w:rPr>
-        <w:t>1.10 Economic Impact Model</w:t>
+      </w:pPr>
+      <w:r>
+        <w:t>Reduce household economic pressure</w:t>
       </w:r>
     </w:p>
     <w:p>
@@ -4202,8 +4204,19 @@
         </w:numPr>
       </w:pPr>
       <w:r>
+        <w:t>Enable graduates to support siblings and families</w:t>
+      </w:r>
+    </w:p>
+    <w:p>
+      <w:pPr>
+        <w:numPr>
+          <w:ilvl w:val="0"/>
+          <w:numId w:val="13"/>
+        </w:numPr>
+      </w:pPr>
+      <w:r>
         <w:lastRenderedPageBreak/>
-        <w:t>The institution is designed to:</w:t>
+        <w:t>Reduce youth unemployment and vulnerability</w:t>
       </w:r>
     </w:p>
     <w:p>
@@ -4214,7 +4227,7 @@
         </w:numPr>
       </w:pPr>
       <w:r>
-        <w:t>Convert financial dependents into income earners</w:t>
+        <w:t>Build local technical capacity in critical sectors</w:t>
       </w:r>
     </w:p>
     <w:p>
@@ -4225,7 +4238,7 @@
         </w:numPr>
       </w:pPr>
       <w:r>
-        <w:t>Reduce household economic pressure</w:t>
+        <w:t>The program is designed to position graduates for financial independence within 12–24 months of completion, depending on individual effort, market demand, and local economic conditions.</w:t>
       </w:r>
     </w:p>
     <w:p>
@@ -4234,9 +4247,17 @@
           <w:ilvl w:val="0"/>
           <w:numId w:val="13"/>
         </w:numPr>
-      </w:pPr>
-      <w:r>
-        <w:t>Enable graduates to support siblings and families</w:t>
+        <w:rPr>
+          <w:b/>
+          <w:bCs/>
+        </w:rPr>
+      </w:pPr>
+      <w:r>
+        <w:rPr>
+          <w:b/>
+          <w:bCs/>
+        </w:rPr>
+        <w:t>1.11 Strategic Positioning</w:t>
       </w:r>
     </w:p>
     <w:p>
@@ -4247,7 +4268,7 @@
         </w:numPr>
       </w:pPr>
       <w:r>
-        <w:t>Reduce youth unemployment and vulnerability</w:t>
+        <w:t>Abba Technical College positions itself as:</w:t>
       </w:r>
     </w:p>
     <w:p>
@@ -4258,7 +4279,7 @@
         </w:numPr>
       </w:pPr>
       <w:r>
-        <w:t>Build local technical capacity in critical sectors</w:t>
+        <w:t>A broad-access institution open to any motivated individual aged 18–40, delivered through a deliberately small-cohort training model that protects quality and gives sponsors confidence their investment produces real competence — not crowded, under-resourced instruction.</w:t>
       </w:r>
     </w:p>
     <w:p>
@@ -4269,7 +4290,7 @@
         </w:numPr>
       </w:pPr>
       <w:r>
-        <w:t>The program is designed to position graduates for financial independence within 12–24 months of completion, depending on individual effort, market demand, and local economic conditions.</w:t>
+        <w:t>A practical skills development institution</w:t>
       </w:r>
     </w:p>
     <w:p>
@@ -4278,17 +4299,9 @@
           <w:ilvl w:val="0"/>
           <w:numId w:val="13"/>
         </w:numPr>
-        <w:rPr>
-          <w:b/>
-          <w:bCs/>
-        </w:rPr>
-      </w:pPr>
-      <w:r>
-        <w:rPr>
-          <w:b/>
-          <w:bCs/>
-        </w:rPr>
-        <w:t>1.11 Strategic Positioning</w:t>
+      </w:pPr>
+      <w:r>
+        <w:t>A short-cycle technical training provider</w:t>
       </w:r>
     </w:p>
     <w:p>
@@ -4299,7 +4312,7 @@
         </w:numPr>
       </w:pPr>
       <w:r>
-        <w:t>Abba Technical College positions itself as:</w:t>
+        <w:t>A bridge between unemployment and self-employment</w:t>
       </w:r>
     </w:p>
     <w:p>
@@ -4310,7 +4323,7 @@
         </w:numPr>
       </w:pPr>
       <w:r>
-        <w:t>A broad-access institution open to any motivated individual aged 18–40, delivered through a deliberately small-cohort training model that protects quality and gives sponsors confidence their investment produces real competence — not crowded, under-resourced instruction.</w:t>
+        <w:t>A decentralized, industry-linked training model</w:t>
       </w:r>
     </w:p>
     <w:p>
@@ -4319,9 +4332,17 @@
           <w:ilvl w:val="0"/>
           <w:numId w:val="13"/>
         </w:numPr>
-      </w:pPr>
-      <w:r>
-        <w:t>A practical skills development institution</w:t>
+        <w:rPr>
+          <w:b/>
+          <w:bCs/>
+        </w:rPr>
+      </w:pPr>
+      <w:r>
+        <w:rPr>
+          <w:b/>
+          <w:bCs/>
+        </w:rPr>
+        <w:t>1.12 Future Growth Intention (Foundation Level)</w:t>
       </w:r>
     </w:p>
     <w:p>
@@ -4332,7 +4353,7 @@
         </w:numPr>
       </w:pPr>
       <w:r>
-        <w:t>A short-cycle technical training provider</w:t>
+        <w:t>While the current focus is technical and vocational training, the institution is designed for long-term expansion into additional disciplines such as science, engineering, and applied technologies, without changing its core values or mission.</w:t>
       </w:r>
     </w:p>
     <w:p>
@@ -4341,9 +4362,17 @@
           <w:ilvl w:val="0"/>
           <w:numId w:val="13"/>
         </w:numPr>
-      </w:pPr>
-      <w:r>
-        <w:t>A bridge between unemployment and self-employment</w:t>
+        <w:rPr>
+          <w:b/>
+          <w:bCs/>
+        </w:rPr>
+      </w:pPr>
+      <w:r>
+        <w:rPr>
+          <w:b/>
+          <w:bCs/>
+        </w:rPr>
+        <w:t>1.13 Founder &amp; Leadership</w:t>
       </w:r>
     </w:p>
     <w:p>
@@ -4354,7 +4383,15 @@
         </w:numPr>
       </w:pPr>
       <w:r>
-        <w:t>A decentralized, industry-linked training model</w:t>
+        <w:t xml:space="preserve">The founder's entrepreneurial path began with Nile Electronics Supply and Repair, a hands-on computer and mobile phone repair venture based in </w:t>
+      </w:r>
+      <w:proofErr w:type="spellStart"/>
+      <w:r>
+        <w:t>Sherikat</w:t>
+      </w:r>
+      <w:proofErr w:type="spellEnd"/>
+      <w:r>
+        <w:t>. Operating directly as the technician, the founder built early credibility through real repair work and cryptocurrency transaction services before relocating to a dedicated commercial space in Hai Thura.</w:t>
       </w:r>
     </w:p>
     <w:p>
@@ -4363,17 +4400,9 @@
           <w:ilvl w:val="0"/>
           <w:numId w:val="13"/>
         </w:numPr>
-        <w:rPr>
-          <w:b/>
-          <w:bCs/>
-        </w:rPr>
-      </w:pPr>
-      <w:r>
-        <w:rPr>
-          <w:b/>
-          <w:bCs/>
-        </w:rPr>
-        <w:t>1.12 Future Growth Intention (Foundation Level)</w:t>
+      </w:pPr>
+      <w:r>
+        <w:t>While running the repair business, the founder identified strong organic demand for technical skills training and launched the first iteration of Abba Technical College alongside it, offering a broad catalog including computer literacy, phone and computer repair, hairdressing, and Raksha and motorcycle mechanics.</w:t>
       </w:r>
     </w:p>
     <w:p>
@@ -4384,7 +4413,19 @@
         </w:numPr>
       </w:pPr>
       <w:r>
-        <w:t>While the current focus is technical and vocational training, the institution is designed for long-term expansion into additional disciplines such as science, engineering, and applied technologies, without changing its core values or mission.</w:t>
+        <w:t xml:space="preserve">That first attempt did not survive contact with the market — and the founder studied exactly why. Unrestricted credit ("pay later") on both repair jobs and tuition drained cash </w:t>
+      </w:r>
+      <w:r>
+        <w:lastRenderedPageBreak/>
+        <w:t xml:space="preserve">flow to zero. Marketing was passive, limited to banners and a repair-focused TikTok account. Heavy-machinery courses ran without formal policies, and the sole training partnership was a verbal agreement with no contract. Rising transport and living costs from operating outside </w:t>
+      </w:r>
+      <w:proofErr w:type="spellStart"/>
+      <w:r>
+        <w:t>Sherikat</w:t>
+      </w:r>
+      <w:proofErr w:type="spellEnd"/>
+      <w:r>
+        <w:t xml:space="preserve"> consumed what little margin remained. The business closed.</w:t>
       </w:r>
     </w:p>
     <w:p>
@@ -4393,17 +4434,17 @@
           <w:ilvl w:val="0"/>
           <w:numId w:val="13"/>
         </w:numPr>
-        <w:rPr>
-          <w:b/>
-          <w:bCs/>
-        </w:rPr>
-      </w:pPr>
-      <w:r>
-        <w:rPr>
-          <w:b/>
-          <w:bCs/>
-        </w:rPr>
-        <w:t>1.13 Founder &amp; Leadership</w:t>
+      </w:pPr>
+      <w:r>
+        <w:t xml:space="preserve">Rather than abandon the vision, the founder rebuilt it from the ground up. ATC now operates rent-free from the founder's own family compound in </w:t>
+      </w:r>
+      <w:proofErr w:type="spellStart"/>
+      <w:r>
+        <w:t>Sherikat</w:t>
+      </w:r>
+      <w:proofErr w:type="spellEnd"/>
+      <w:r>
+        <w:t>, eliminating the single largest cost that sank the first attempt. Tuition and service fees are collected upfront with no exceptions. The curriculum has been narrowed to seven high-yield tracks, dropping hairdressing and adding Data Analytics. Training is now the primary business, with repair work treated as a secondary, founder-controlled task rather than a competing storefront. Partnerships will be formalized in writing before any student is placed. Marketing has shifted to a deliberate, multi-channel digital strategy built on real evidence of the school's work, not improvised signage.</w:t>
       </w:r>
     </w:p>
     <w:p>
@@ -4414,15 +4455,7 @@
         </w:numPr>
       </w:pPr>
       <w:r>
-        <w:t xml:space="preserve">The founder's entrepreneurial path began with Nile Electronics Supply and Repair, a hands-on computer and mobile phone repair venture based in </w:t>
-      </w:r>
-      <w:proofErr w:type="spellStart"/>
-      <w:r>
-        <w:t>Sherikat</w:t>
-      </w:r>
-      <w:proofErr w:type="spellEnd"/>
-      <w:r>
-        <w:t>. Operating directly as the technician, the founder built early credibility through real repair work and cryptocurrency transaction services before relocating to a dedicated commercial space in Hai Thura.</w:t>
+        <w:t>ATC's founder is, in this sense, the institution's first proof of concept: someone who tested self-reliance under real failure, diagnosed the causes with discipline rather than excuses, and rebuilt a stronger, leaner model — the same transformation the institution now exists to produce in its students.</w:t>
       </w:r>
     </w:p>
     <w:p>
@@ -4431,10 +4464,25 @@
           <w:ilvl w:val="0"/>
           <w:numId w:val="13"/>
         </w:numPr>
-      </w:pPr>
-      <w:r>
-        <w:lastRenderedPageBreak/>
-        <w:t>While running the repair business, the founder identified strong organic demand for technical skills training and launched the first iteration of Abba Technical College alongside it, offering a broad catalog including computer literacy, phone and computer repair, hairdressing, and Raksha and motorcycle mechanics.</w:t>
+        <w:rPr>
+          <w:b/>
+          <w:bCs/>
+        </w:rPr>
+      </w:pPr>
+      <w:r>
+        <w:rPr>
+          <w:rFonts w:ascii="Segoe UI Emoji" w:hAnsi="Segoe UI Emoji" w:cs="Segoe UI Emoji"/>
+          <w:b/>
+          <w:bCs/>
+        </w:rPr>
+        <w:t>📌</w:t>
+      </w:r>
+      <w:r>
+        <w:rPr>
+          <w:b/>
+          <w:bCs/>
+        </w:rPr>
+        <w:t xml:space="preserve"> Chapter 1 Summary</w:t>
       </w:r>
     </w:p>
     <w:p>
@@ -4445,15 +4493,7 @@
         </w:numPr>
       </w:pPr>
       <w:r>
-        <w:t xml:space="preserve">That first attempt did not survive contact with the market — and the founder studied exactly why. Unrestricted credit ("pay later") on both repair jobs and tuition drained cash flow to zero. Marketing was passive, limited to banners and a repair-focused TikTok account. Heavy-machinery courses ran without formal policies, and the sole training partnership was a verbal agreement with no contract. Rising transport and living costs from operating outside </w:t>
-      </w:r>
-      <w:proofErr w:type="spellStart"/>
-      <w:r>
-        <w:t>Sherikat</w:t>
-      </w:r>
-      <w:proofErr w:type="spellEnd"/>
-      <w:r>
-        <w:t xml:space="preserve"> consumed what little margin remained. The business closed.</w:t>
+        <w:t>Abba Technical College is a skills-to-income institution, tested and refined through real-world experience, built to solve the gap between education and employment in South Sudan through intensive, practical, and affordable technical training — led by a founder who has personally lived the failure-to-resilience journey the institution now teaches.</w:t>
       </w:r>
     </w:p>
     <w:p>
@@ -4464,76 +4504,8 @@
         </w:numPr>
       </w:pPr>
       <w:r>
-        <w:t xml:space="preserve">Rather than abandon the vision, the founder rebuilt it from the ground up. ATC now operates rent-free from the founder's own family compound in </w:t>
-      </w:r>
-      <w:proofErr w:type="spellStart"/>
-      <w:r>
-        <w:t>Sherikat</w:t>
-      </w:r>
-      <w:proofErr w:type="spellEnd"/>
-      <w:r>
-        <w:t>, eliminating the single largest cost that sank the first attempt. Tuition and service fees are collected upfront with no exceptions. The curriculum has been narrowed to seven high-yield tracks, dropping hairdressing and adding Data Analytics. Training is now the primary business, with repair work treated as a secondary, founder-controlled task rather than a competing storefront. Partnerships will be formalized in writing before any student is placed. Marketing has shifted to a deliberate, multi-channel digital strategy built on real evidence of the school's work, not improvised signage.</w:t>
-      </w:r>
-    </w:p>
-    <w:p>
-      <w:pPr>
-        <w:numPr>
-          <w:ilvl w:val="0"/>
-          <w:numId w:val="13"/>
-        </w:numPr>
-      </w:pPr>
-      <w:r>
-        <w:t>ATC's founder is, in this sense, the institution's first proof of concept: someone who tested self-reliance under real failure, diagnosed the causes with discipline rather than excuses, and rebuilt a stronger, leaner model — the same transformation the institution now exists to produce in its students.</w:t>
-      </w:r>
-    </w:p>
-    <w:p>
-      <w:pPr>
-        <w:numPr>
-          <w:ilvl w:val="0"/>
-          <w:numId w:val="13"/>
-        </w:numPr>
-        <w:rPr>
-          <w:b/>
-          <w:bCs/>
-        </w:rPr>
-      </w:pPr>
-      <w:r>
-        <w:rPr>
-          <w:rFonts w:ascii="Segoe UI Emoji" w:hAnsi="Segoe UI Emoji" w:cs="Segoe UI Emoji"/>
-          <w:b/>
-          <w:bCs/>
-        </w:rPr>
-        <w:t>📌</w:t>
-      </w:r>
-      <w:r>
-        <w:rPr>
-          <w:b/>
-          <w:bCs/>
-        </w:rPr>
-        <w:t xml:space="preserve"> Chapter 1 Summary</w:t>
-      </w:r>
-    </w:p>
-    <w:p>
-      <w:pPr>
-        <w:numPr>
-          <w:ilvl w:val="0"/>
-          <w:numId w:val="13"/>
-        </w:numPr>
-      </w:pPr>
-      <w:r>
-        <w:t>Abba Technical College is a skills-to-income institution, tested and refined through real-world experience, built to solve the gap between education and employment in South Sudan through intensive, practical, and affordable technical training — led by a founder who has personally lived the failure-to-resilience journey the institution now teaches.</w:t>
-      </w:r>
-    </w:p>
-    <w:p>
-      <w:pPr>
-        <w:numPr>
-          <w:ilvl w:val="0"/>
-          <w:numId w:val="13"/>
-        </w:numPr>
-      </w:pPr>
-      <w:r>
         <w:pict w14:anchorId="379F5CD0">
-          <v:rect id="_x0000_i1052" style="width:0;height:1.5pt" o:hralign="center" o:hrstd="t" o:hr="t" fillcolor="#a0a0a0" stroked="f"/>
+          <v:rect id="_x0000_i1037" style="width:0;height:1.5pt" o:hralign="center" o:hrstd="t" o:hr="t" fillcolor="#a0a0a0" stroked="f"/>
         </w:pict>
       </w:r>
     </w:p>
@@ -4582,7 +4554,6 @@
         </w:numPr>
       </w:pPr>
       <w:r>
-        <w:lastRenderedPageBreak/>
         <w:t xml:space="preserve">Enable graduates to support siblings and families </w:t>
       </w:r>
     </w:p>
@@ -4617,7 +4588,7 @@
     <w:p>
       <w:r>
         <w:pict w14:anchorId="5D9631E8">
-          <v:rect id="_x0000_i1036" style="width:0;height:1.5pt" o:hralign="center" o:hrstd="t" o:hr="t" fillcolor="#a0a0a0" stroked="f"/>
+          <v:rect id="_x0000_i1038" style="width:0;height:1.5pt" o:hralign="center" o:hrstd="t" o:hr="t" fillcolor="#a0a0a0" stroked="f"/>
         </w:pict>
       </w:r>
     </w:p>
@@ -4688,7 +4659,7 @@
     <w:p>
       <w:r>
         <w:pict w14:anchorId="6605753C">
-          <v:rect id="_x0000_i1037" style="width:0;height:1.5pt" o:hralign="center" o:hrstd="t" o:hr="t" fillcolor="#a0a0a0" stroked="f"/>
+          <v:rect id="_x0000_i1039" style="width:0;height:1.5pt" o:hralign="center" o:hrstd="t" o:hr="t" fillcolor="#a0a0a0" stroked="f"/>
         </w:pict>
       </w:r>
     </w:p>
@@ -4715,7 +4686,7 @@
     <w:p>
       <w:r>
         <w:pict w14:anchorId="7A6F6479">
-          <v:rect id="_x0000_i1038" style="width:0;height:1.5pt" o:hralign="center" o:hrstd="t" o:hr="t" fillcolor="#a0a0a0" stroked="f"/>
+          <v:rect id="_x0000_i1040" style="width:0;height:1.5pt" o:hralign="center" o:hrstd="t" o:hr="t" fillcolor="#a0a0a0" stroked="f"/>
         </w:pict>
       </w:r>
     </w:p>
@@ -9068,6 +9039,7 @@
   <w:style w:type="character" w:default="1" w:styleId="DefaultParagraphFont">
     <w:name w:val="Default Paragraph Font"/>
     <w:uiPriority w:val="1"/>
+    <w:semiHidden/>
     <w:unhideWhenUsed/>
   </w:style>
   <w:style w:type="table" w:default="1" w:styleId="TableNormal">
